--- a/Projektdokumentation_CultPlanet.docx
+++ b/Projektdokumentation_CultPlanet.docx
@@ -112,7 +112,7 @@
           <w:sz w:val="21"/>
           <w:szCs w:val="21"/>
         </w:rPr>
-        <w:t>CultPlanet ist ein vollständiger Spielzeug-Onlineshop mit neun Datenbanktabellen, drei Benutzerrollen (Kunde, Mitarbeiter, Admin) und 133 automatisierten Tests. Die Anwendung läuft lokal unter WAMP und nutzt Laravel 13, MySQL, Blade-Templates, Tailwind CSS v4 und Vanilla JavaScript.</w:t>
+        <w:t>CultPlanet ist ein vollständiger Spielzeug-Onlineshop mit neun Datenbanktabellen, drei Benutzerrollen (Kunde, Mitarbeiter, Admin) und 133 automatisierten Tests. Die Anwendung läuft lokal unter WAMP und nutzt Laravel 13, MySQL, Blade-Templates, Tailwind CSS v4 und Alpine.js.</w:t>
       </w:r>
     </w:p>
     <w:p>
@@ -213,7 +213,7 @@
           <w:color w:val="374151"/>
           <w:lang w:val="en-US"/>
         </w:rPr>
-        <w:t>Blade-Templates, Tailwind CSS v4, Vanilla JavaScript</w:t>
+        <w:t>Blade-Templates, Tailwind CSS v4, Alpine.js</w:t>
       </w:r>
     </w:p>
     <w:p>
@@ -787,7 +787,7 @@
           <w:sz w:val="21"/>
           <w:szCs w:val="21"/>
         </w:rPr>
-        <w:t>Die Anwendung ist durch 133 PHPUnit-Tests in zwölf Testdateien abgesichert. Die Tests decken alle kritischen Bereiche ab:</w:t>
+        <w:t>Die Anwendung ist durch 133 PHPUnit-Tests in 22 Testdateien abgesichert. Die Tests decken alle kritischen Bereiche ab:</w:t>
       </w:r>
     </w:p>
     <w:p>
@@ -987,7 +987,7 @@
           <w:szCs w:val="21"/>
         </w:rPr>
         <w:lastRenderedPageBreak/>
-        <w:t>Ein Produkt kann mehrere sequenzielle Auktionen haben, aber nicht mehrere gleichzeitig. Der tatsächlich verfügbare Lagerbestand wird als stock minus Anzahl aktiver oder geplanter Auktionen berechnet. Dieser Wert wird beim Warenkorb-Befüllen und bei der Auktionsplanung geprüft, sodass kein Produkt doppelt vergeben werden kann.</w:t>
+        <w:t>Es dürfen höchstens so viele geplante oder aktive Auktionen für ein Produkt existieren wie Stückzahl im Lager vorhanden ist. Der tatsächlich verfügbare Lagerbestand wird als stock minus Anzahl aktiver oder geplanter Auktionen berechnet. Dieser Wert wird beim Warenkorb-Befüllen und bei der Auktionsplanung geprüft, sodass kein Produkt doppelt vergeben werden kann.</w:t>
       </w:r>
     </w:p>
     <w:p>
@@ -1114,7 +1114,7 @@
           <w:sz w:val="21"/>
           <w:szCs w:val="21"/>
         </w:rPr>
-        <w:t xml:space="preserve"> zur Verfügung (Admin muss einmalig manuell angelegt werden):</w:t>
+        <w:t xml:space="preserve"> zur Verfügung. Kunden- und Mitarbeiteraccounts werden automatisch per Seeder angelegt. Der Admin-Account (admin@example.com) muss einmalig manuell registriert und die Rolle anschließend über die Datenbank oder einen separaten Befehl zugewiesen werden:</w:t>
       </w:r>
     </w:p>
     <w:p>
@@ -1394,7 +1394,7 @@
           <w:sz w:val="21"/>
           <w:szCs w:val="21"/>
         </w:rPr>
-        <w:t>/admin</w:t>
+        <w:t>/admin/dashboard</w:t>
       </w:r>
       <w:r>
         <w:rPr>
@@ -1425,7 +1425,7 @@
           <w:sz w:val="19"/>
           <w:szCs w:val="19"/>
         </w:rPr>
-        <w:t xml:space="preserve">Hinweis: Zahlungen (PayPal, Sofortüberweisung) sind Attrappen ohne echte Transaktion. Die Auktionsfunktion ist unter /auctions erreichbar. Für das automatische Schließen abgelaufener Auktionen: </w:t>
+        <w:t xml:space="preserve">Hinweis: Zahlungen (PayPal, Sofortüberweisung) sind Attrappen ohne echte Transaktion. Die Auktionsfunktion ist unter /auktion erreichbar. Für das automatische Schließen abgelaufener Auktionen: </w:t>
       </w:r>
       <w:r>
         <w:rPr>
@@ -1480,13 +1480,7 @@
       </w:pPr>
       <w:r>
         <w:lastRenderedPageBreak/>
-        <w:t>8</w:t>
-      </w:r>
-      <w:r>
-        <w:t xml:space="preserve">. </w:t>
-      </w:r>
-      <w:r>
-        <w:t>Ablaufdiagramm</w:t>
+        <w:t>Anhang A: Ablaufdiagramm</w:t>
       </w:r>
     </w:p>
     <w:p>
@@ -1496,8 +1490,6 @@
       </w:pPr>
       <w:r>
         <w:br/>
-      </w:r>
-      <w:r>
         <w:drawing>
           <wp:inline distT="0" distB="0" distL="0" distR="0" wp14:anchorId="2958E64A" wp14:editId="52877355">
             <wp:extent cx="4048690" cy="8030696"/>
@@ -1549,13 +1541,7 @@
       </w:pPr>
       <w:r>
         <w:lastRenderedPageBreak/>
-        <w:t>9</w:t>
-      </w:r>
-      <w:r>
-        <w:t xml:space="preserve">. </w:t>
-      </w:r>
-      <w:r>
-        <w:t>ER Diagramm</w:t>
+        <w:t>Anhang B: ER-Diagramm</w:t>
       </w:r>
     </w:p>
     <w:p>
@@ -1565,8 +1551,6 @@
       </w:pPr>
       <w:r>
         <w:br/>
-      </w:r>
-      <w:r>
         <w:drawing>
           <wp:inline distT="0" distB="0" distL="0" distR="0" wp14:anchorId="478CC032" wp14:editId="6EE3D5E9">
             <wp:extent cx="6188710" cy="4069080"/>

--- a/Projektdokumentation_CultPlanet.docx
+++ b/Projektdokumentation_CultPlanet.docx
@@ -14,29 +14,7 @@
           <w:sz w:val="32"/>
           <w:szCs w:val="32"/>
         </w:rPr>
-        <w:t xml:space="preserve">Projektdokumentation </w:t>
-      </w:r>
-      <w:proofErr w:type="spellStart"/>
-      <w:r>
-        <w:rPr>
-          <w:b/>
-          <w:bCs/>
-          <w:color w:val="1A2E4A"/>
-          <w:sz w:val="32"/>
-          <w:szCs w:val="32"/>
-        </w:rPr>
-        <w:t>CultPlanet</w:t>
-      </w:r>
-      <w:proofErr w:type="spellEnd"/>
-      <w:r>
-        <w:rPr>
-          <w:b/>
-          <w:bCs/>
-          <w:color w:val="1A2E4A"/>
-          <w:sz w:val="32"/>
-          <w:szCs w:val="32"/>
-        </w:rPr>
-        <w:t xml:space="preserve"> Onlineshop</w:t>
+        <w:t>Projektdokumentation CultPlanet Onlineshop</w:t>
       </w:r>
     </w:p>
     <w:p>
@@ -49,7 +27,7 @@
           <w:sz w:val="18"/>
           <w:szCs w:val="18"/>
         </w:rPr>
-        <w:t>FIAE-Umschulung · Lernfeld 12a · April 2026</w:t>
+        <w:t>FIAE-Umschulung · Lernfeld 12a · Mai 2026</w:t>
       </w:r>
     </w:p>
     <w:p>
@@ -74,7 +52,7 @@
           <w:sz w:val="21"/>
           <w:szCs w:val="21"/>
         </w:rPr>
-        <w:t>Im Rahmen der FIAE-Umschulung (Lernfeld 12a) war ein praxisnahes Softwareprojekt zu entwickeln, das mehrere Kernkompetenzen der Anwendungsentwicklung vereint: Datenbankmodellierung, Server-seitige Geschäftslogik, rollenbasierte Zugriffskontrolle, automatisierte Tests und eine vollständige Nutzerschnittstelle. Als Projektform wurde ein Onlineshop gewählt, da er alle geforderten Aspekte abdeckt und gleichzeitig praxisrelevante Anforderungen aus dem E-Commerce-Bereich spiegelt.</w:t>
+        <w:t>Im Rahmen der FIAE-Umschulung (Lernfeld 12a) war ein praxisnahes Softwareprojekt zu entwickeln, das mehrere Kernkompetenzen der Anwendungsentwicklung vereint: Datenbankmodellierung, Serverseitige Geschäftslogik, rollenbasierte Zugriffskontrolle, automatisierte Tests und eine vollständige Nutzerschnittstelle. Als Projektform wurde ein Onlineshop gewählt, da er alle geforderten Aspekte abdeckt und gleichzeitig praxisrelevante Anforderungen aus dem E-Commerce-Bereich spiegelt.</w:t>
       </w:r>
     </w:p>
     <w:p>
@@ -104,61 +82,7 @@
           <w:sz w:val="21"/>
           <w:szCs w:val="21"/>
         </w:rPr>
-        <w:t xml:space="preserve">Ziel war eine voll funktionsfähige Webanwendung mit Shop-Betrieb, Benutzerverwaltung, </w:t>
-      </w:r>
-      <w:proofErr w:type="spellStart"/>
-      <w:r>
-        <w:rPr>
-          <w:color w:val="1F2937"/>
-          <w:sz w:val="21"/>
-          <w:szCs w:val="21"/>
-        </w:rPr>
-        <w:t>Adminbereich</w:t>
-      </w:r>
-      <w:proofErr w:type="spellEnd"/>
-      <w:r>
-        <w:rPr>
-          <w:color w:val="1F2937"/>
-          <w:sz w:val="21"/>
-          <w:szCs w:val="21"/>
-        </w:rPr>
-        <w:t xml:space="preserve"> und einer technisch anspruchsvollen Spezialisierung. Als Musskriterien </w:t>
-      </w:r>
-      <w:proofErr w:type="gramStart"/>
-      <w:r>
-        <w:rPr>
-          <w:color w:val="1F2937"/>
-          <w:sz w:val="21"/>
-          <w:szCs w:val="21"/>
-        </w:rPr>
-        <w:t>wurden</w:t>
-      </w:r>
-      <w:proofErr w:type="gramEnd"/>
-      <w:r>
-        <w:rPr>
-          <w:color w:val="1F2937"/>
-          <w:sz w:val="21"/>
-          <w:szCs w:val="21"/>
-        </w:rPr>
-        <w:t xml:space="preserve"> definiert: Produktkatalog mit Warenkorb und Bestellprozess, Authentifizierung mit drei Rollen (Kunde, Mitarbeiter, Admin), vollständig selbst entwickelter </w:t>
-      </w:r>
-      <w:proofErr w:type="spellStart"/>
-      <w:r>
-        <w:rPr>
-          <w:color w:val="1F2937"/>
-          <w:sz w:val="21"/>
-          <w:szCs w:val="21"/>
-        </w:rPr>
-        <w:t>Adminbereich</w:t>
-      </w:r>
-      <w:proofErr w:type="spellEnd"/>
-      <w:r>
-        <w:rPr>
-          <w:color w:val="1F2937"/>
-          <w:sz w:val="21"/>
-          <w:szCs w:val="21"/>
-        </w:rPr>
-        <w:t>, eine Spezialfunktion (Tagesauktion), ein Individualprojekt (Mitarbeiterverwaltung) sowie automatisierte Tests für alle Kernfunktionen.</w:t>
+        <w:t>Ziel war eine voll funktionsfähige Webanwendung mit Shop-Betrieb, Benutzerverwaltung, Adminbereich und einer technisch anspruchsvollen Spezialisierung. Als Musskriterien wurden definiert: Produktkatalog mit Warenkorb und Bestellprozess, Authentifizierung mit drei Rollen (Kunde, Mitarbeiter, Admin), vollständig selbst entwickelter Adminbereich, eine Spezialfunktion (Tagesauktion), ein Individualprojekt (Mitarbeiterverwaltung) sowie automatisierte Tests für alle Kernfunktionen.</w:t>
       </w:r>
     </w:p>
     <w:p>
@@ -182,114 +106,32 @@
         <w:spacing w:before="60" w:after="60" w:line="288" w:lineRule="auto"/>
         <w:jc w:val="both"/>
       </w:pPr>
-      <w:proofErr w:type="spellStart"/>
       <w:r>
         <w:rPr>
           <w:color w:val="1F2937"/>
           <w:sz w:val="21"/>
           <w:szCs w:val="21"/>
         </w:rPr>
-        <w:t>CultPlanet</w:t>
-      </w:r>
-      <w:proofErr w:type="spellEnd"/>
+        <w:t>CultPlanet ist ein vollständiger Spielzeug-Onlineshop mit neun Datenbanktabellen, drei Benutzerrollen (Kunde, Mitarbeiter, Admin) und 133 automatisierten Tests. Die Anwendung läuft lokal unter WAMP und nutzt Laravel 13, MySQL, Blade-Templates, Tailwind CSS v4 und Alpine.js.</w:t>
+      </w:r>
+    </w:p>
+    <w:p>
+      <w:pPr>
+        <w:spacing w:after="100"/>
+      </w:pPr>
+    </w:p>
+    <w:p>
+      <w:pPr>
+        <w:spacing w:before="60" w:after="60" w:line="288" w:lineRule="auto"/>
+        <w:jc w:val="both"/>
+      </w:pPr>
       <w:r>
         <w:rPr>
           <w:color w:val="1F2937"/>
           <w:sz w:val="21"/>
           <w:szCs w:val="21"/>
         </w:rPr>
-        <w:t xml:space="preserve"> ist ein vollständiger Spielzeug-Onlineshop mit neun Datenbanktabellen, drei Benutzerrollen (Kunde, Mitarbeiter, Admin) und 133 automatisierten Tests. Die Anwendung läuft lokal unter WAMP und nutzt Laravel 13, MySQL, Blade-Templates, </w:t>
-      </w:r>
-      <w:proofErr w:type="spellStart"/>
-      <w:r>
-        <w:rPr>
-          <w:color w:val="1F2937"/>
-          <w:sz w:val="21"/>
-          <w:szCs w:val="21"/>
-        </w:rPr>
-        <w:t>Tailwind</w:t>
-      </w:r>
-      <w:proofErr w:type="spellEnd"/>
-      <w:r>
-        <w:rPr>
-          <w:color w:val="1F2937"/>
-          <w:sz w:val="21"/>
-          <w:szCs w:val="21"/>
-        </w:rPr>
-        <w:t xml:space="preserve"> CSS v4 und Alpine.js.</w:t>
-      </w:r>
-    </w:p>
-    <w:p>
-      <w:pPr>
-        <w:spacing w:after="100"/>
-      </w:pPr>
-    </w:p>
-    <w:p>
-      <w:pPr>
-        <w:spacing w:before="60" w:after="60" w:line="288" w:lineRule="auto"/>
-        <w:jc w:val="both"/>
-      </w:pPr>
-      <w:r>
-        <w:rPr>
-          <w:color w:val="1F2937"/>
-          <w:sz w:val="21"/>
-          <w:szCs w:val="21"/>
-        </w:rPr>
-        <w:t xml:space="preserve">Bewusst nicht umgesetzt wurden: echte Zahlungsabwicklung (wird simuliert), Echtzeit-Updates per </w:t>
-      </w:r>
-      <w:proofErr w:type="spellStart"/>
-      <w:r>
-        <w:rPr>
-          <w:color w:val="1F2937"/>
-          <w:sz w:val="21"/>
-          <w:szCs w:val="21"/>
-        </w:rPr>
-        <w:t>WebSocket</w:t>
-      </w:r>
-      <w:proofErr w:type="spellEnd"/>
-      <w:r>
-        <w:rPr>
-          <w:color w:val="1F2937"/>
-          <w:sz w:val="21"/>
-          <w:szCs w:val="21"/>
-        </w:rPr>
-        <w:t xml:space="preserve"> (Countdown per JS-</w:t>
-      </w:r>
-      <w:proofErr w:type="spellStart"/>
-      <w:r>
-        <w:rPr>
-          <w:color w:val="1F2937"/>
-          <w:sz w:val="21"/>
-          <w:szCs w:val="21"/>
-        </w:rPr>
-        <w:t>Reload</w:t>
-      </w:r>
-      <w:proofErr w:type="spellEnd"/>
-      <w:r>
-        <w:rPr>
-          <w:color w:val="1F2937"/>
-          <w:sz w:val="21"/>
-          <w:szCs w:val="21"/>
-        </w:rPr>
-        <w:t xml:space="preserve"> gelöst), ein externes Admin-Paket wie Filament (eigene Blade-Seiten), Bereitstellung auf einem öffentlichen Webserver (Live-</w:t>
-      </w:r>
-      <w:proofErr w:type="spellStart"/>
-      <w:r>
-        <w:rPr>
-          <w:color w:val="1F2937"/>
-          <w:sz w:val="21"/>
-          <w:szCs w:val="21"/>
-        </w:rPr>
-        <w:t>Deployment</w:t>
-      </w:r>
-      <w:proofErr w:type="spellEnd"/>
-      <w:r>
-        <w:rPr>
-          <w:color w:val="1F2937"/>
-          <w:sz w:val="21"/>
-          <w:szCs w:val="21"/>
-        </w:rPr>
-        <w:t>) sowie eine mobile App. Diese Abgrenzungen wurden zugunsten von Codequalität, Verständlichkeit und vollständiger Eigenentwicklung getroffen. Die im Shop verwendeten Produktbilder sind frei zugängliche Platzhalterbilder – auf echte Produktfotos wurde aus urheberrechtlichen Gründen bewusst verzichtet.</w:t>
+        <w:t>Bewusst nicht umgesetzt wurden: echte Zahlungsabwicklung (wird simuliert), Echtzeit-Updates per WebSocket (Countdown per JS-Reload gelöst), ein externes Admin-Paket wie Filament (eigene Blade-Seiten), Bereitstellung auf einem öffentlichen Webserver (Live-Deployment) sowie eine mobile App. Diese Abgrenzungen wurden zugunsten von Codequalität, Verständlichkeit und vollständiger Eigenentwicklung getroffen. Die im Shop verwendeten Produktbilder sind frei zugängliche Platzhalterbilder – auf echte Produktfotos wurde aus urheberrechtlichen Gründen bewusst verzichtet.</w:t>
       </w:r>
     </w:p>
     <w:p>
@@ -395,21 +237,7 @@
         <w:rPr>
           <w:color w:val="374151"/>
         </w:rPr>
-        <w:t xml:space="preserve">Laravel Breeze (Login/Registrierung), </w:t>
-      </w:r>
-      <w:proofErr w:type="spellStart"/>
-      <w:r>
-        <w:rPr>
-          <w:color w:val="374151"/>
-        </w:rPr>
-        <w:t>Spatie</w:t>
-      </w:r>
-      <w:proofErr w:type="spellEnd"/>
-      <w:r>
-        <w:rPr>
-          <w:color w:val="374151"/>
-        </w:rPr>
-        <w:t xml:space="preserve"> Laravel-Permission (3 Rollen)</w:t>
+        <w:t>Laravel Breeze (Login/Registrierung), Spatie Laravel-Permission (3 Rollen)</w:t>
       </w:r>
     </w:p>
     <w:p>
@@ -429,47 +257,11 @@
         </w:rPr>
         <w:t xml:space="preserve">Erweiterungen: </w:t>
       </w:r>
-      <w:proofErr w:type="spellStart"/>
       <w:r>
         <w:rPr>
           <w:color w:val="374151"/>
         </w:rPr>
-        <w:t>barryvdh</w:t>
-      </w:r>
-      <w:proofErr w:type="spellEnd"/>
-      <w:r>
-        <w:rPr>
-          <w:color w:val="374151"/>
-        </w:rPr>
-        <w:t>/</w:t>
-      </w:r>
-      <w:proofErr w:type="spellStart"/>
-      <w:r>
-        <w:rPr>
-          <w:color w:val="374151"/>
-        </w:rPr>
-        <w:t>laravel-dompdf</w:t>
-      </w:r>
-      <w:proofErr w:type="spellEnd"/>
-      <w:r>
-        <w:rPr>
-          <w:color w:val="374151"/>
-        </w:rPr>
-        <w:t xml:space="preserve"> (PDF-Rechnungen), </w:t>
-      </w:r>
-      <w:proofErr w:type="spellStart"/>
-      <w:r>
-        <w:rPr>
-          <w:color w:val="374151"/>
-        </w:rPr>
-        <w:t>Mailpit</w:t>
-      </w:r>
-      <w:proofErr w:type="spellEnd"/>
-      <w:r>
-        <w:rPr>
-          <w:color w:val="374151"/>
-        </w:rPr>
-        <w:t xml:space="preserve"> (Test-Mailserver)</w:t>
+        <w:t>barryvdh/laravel-dompdf (PDF-Rechnungen), Mailpit (Test-Mailserver)</w:t>
       </w:r>
     </w:p>
     <w:p>
@@ -496,109 +288,45 @@
           <w:sz w:val="21"/>
           <w:szCs w:val="21"/>
         </w:rPr>
-        <w:t xml:space="preserve">Das Projekt wurde in sechs Phasen entwickelt. Phase 0 umfasste Grundkonfiguration, Layout und statische Seiten. Phase 1 brachte Authentifizierung und Rollenverwaltung. Phase 2 den Shop-Kern: Produkte, Session-Warenkorb, Bestellprozess, simulierte Zahlung und Bewertungssystem. Phase 3 den vollständigen </w:t>
-      </w:r>
-      <w:proofErr w:type="spellStart"/>
+        <w:t>Das Projekt wurde in sechs Phasen entwickelt. Phase 0 umfasste Grundkonfiguration, Layout und statische Seiten. Phase 1 brachte Authentifizierung und Rollenverwaltung. Phase 2 den Shop-Kern: Produkte, Session-Warenkorb, Bestellprozess, simulierte Zahlung und Bewertungssystem. Phase 3 den vollständigen Adminbereich mit Produkt-, Bestell- und Nutzerverwaltung. Als Spezialisierung folgte die Tagesauktion, als Individualprojekt die Mitarbeiterverwaltung mit Bereichen und Warnsystem.</w:t>
+      </w:r>
+    </w:p>
+    <w:p>
+      <w:pPr>
+        <w:spacing w:after="100"/>
+      </w:pPr>
+    </w:p>
+    <w:p>
+      <w:pPr>
+        <w:pStyle w:val="berschrift2"/>
+      </w:pPr>
+    </w:p>
+    <w:p>
+      <w:pPr>
+        <w:pStyle w:val="berschrift2"/>
+      </w:pPr>
+    </w:p>
+    <w:p>
+      <w:pPr>
+        <w:pStyle w:val="berschrift2"/>
+      </w:pPr>
+      <w:r>
+        <w:lastRenderedPageBreak/>
+        <w:t>Umsetzungsauszug: Gebots-Validierung</w:t>
+      </w:r>
+    </w:p>
+    <w:p>
+      <w:pPr>
+        <w:spacing w:before="60" w:after="60" w:line="288" w:lineRule="auto"/>
+        <w:jc w:val="both"/>
+      </w:pPr>
       <w:r>
         <w:rPr>
           <w:color w:val="1F2937"/>
           <w:sz w:val="21"/>
           <w:szCs w:val="21"/>
         </w:rPr>
-        <w:t>Adminbereich</w:t>
-      </w:r>
-      <w:proofErr w:type="spellEnd"/>
-      <w:r>
-        <w:rPr>
-          <w:color w:val="1F2937"/>
-          <w:sz w:val="21"/>
-          <w:szCs w:val="21"/>
-        </w:rPr>
-        <w:t xml:space="preserve"> mit Produkt-, Bestell- und Nutzerverwaltung. Als Spezialisierung folgte die Tagesauktion, als Individualprojekt die Mitarbeiterverwaltung mit Bereichen und Warnsystem.</w:t>
-      </w:r>
-    </w:p>
-    <w:p>
-      <w:pPr>
-        <w:spacing w:after="100"/>
-      </w:pPr>
-    </w:p>
-    <w:p>
-      <w:pPr>
-        <w:pStyle w:val="berschrift2"/>
-      </w:pPr>
-    </w:p>
-    <w:p>
-      <w:pPr>
-        <w:pStyle w:val="berschrift2"/>
-      </w:pPr>
-    </w:p>
-    <w:p>
-      <w:pPr>
-        <w:pStyle w:val="berschrift2"/>
-      </w:pPr>
-      <w:r>
-        <w:lastRenderedPageBreak/>
-        <w:t>Umsetzungsauszug: Gebots-Validierung</w:t>
-      </w:r>
-    </w:p>
-    <w:p>
-      <w:pPr>
-        <w:spacing w:before="60" w:after="60" w:line="288" w:lineRule="auto"/>
-        <w:jc w:val="both"/>
-      </w:pPr>
-      <w:r>
-        <w:rPr>
-          <w:color w:val="1F2937"/>
-          <w:sz w:val="21"/>
-          <w:szCs w:val="21"/>
-        </w:rPr>
-        <w:t xml:space="preserve">Die </w:t>
-      </w:r>
-      <w:proofErr w:type="spellStart"/>
-      <w:proofErr w:type="gramStart"/>
-      <w:r>
-        <w:rPr>
-          <w:color w:val="1F2937"/>
-          <w:sz w:val="21"/>
-          <w:szCs w:val="21"/>
-        </w:rPr>
-        <w:t>bid</w:t>
-      </w:r>
-      <w:proofErr w:type="spellEnd"/>
-      <w:r>
-        <w:rPr>
-          <w:color w:val="1F2937"/>
-          <w:sz w:val="21"/>
-          <w:szCs w:val="21"/>
-        </w:rPr>
-        <w:t>(</w:t>
-      </w:r>
-      <w:proofErr w:type="gramEnd"/>
-      <w:r>
-        <w:rPr>
-          <w:color w:val="1F2937"/>
-          <w:sz w:val="21"/>
-          <w:szCs w:val="21"/>
-        </w:rPr>
-        <w:t xml:space="preserve">)-Methode im </w:t>
-      </w:r>
-      <w:proofErr w:type="spellStart"/>
-      <w:r>
-        <w:rPr>
-          <w:color w:val="1F2937"/>
-          <w:sz w:val="21"/>
-          <w:szCs w:val="21"/>
-        </w:rPr>
-        <w:t>AuctionController</w:t>
-      </w:r>
-      <w:proofErr w:type="spellEnd"/>
-      <w:r>
-        <w:rPr>
-          <w:color w:val="1F2937"/>
-          <w:sz w:val="21"/>
-          <w:szCs w:val="21"/>
-        </w:rPr>
-        <w:t xml:space="preserve"> prüft ein eingehendes Gebot in drei Schritten. Problem: zu niedrige, doppelte oder nachgelagerte Gebote müssen verlässlich abgefangen werden.</w:t>
+        <w:t>Die bid()-Methode im AuctionController prüft ein eingehendes Gebot in drei Schritten. Problem: zu niedrige, doppelte oder nachgelagerte Gebote müssen verlässlich abgefangen werden.</w:t>
       </w:r>
     </w:p>
     <w:p>
@@ -661,137 +389,19 @@
           <w:p>
             <w:pPr>
               <w:spacing w:before="10" w:after="10" w:line="220" w:lineRule="auto"/>
+              <w:rPr>
+                <w:lang w:val="en-US"/>
+              </w:rPr>
             </w:pPr>
-            <w:proofErr w:type="spellStart"/>
             <w:r>
               <w:rPr>
                 <w:rFonts w:ascii="Courier New" w:eastAsia="Courier New" w:hAnsi="Courier New" w:cs="Courier New"/>
                 <w:color w:val="1E293B"/>
                 <w:sz w:val="16"/>
                 <w:szCs w:val="16"/>
-              </w:rPr>
-              <w:t>public</w:t>
-            </w:r>
-            <w:proofErr w:type="spellEnd"/>
-            <w:r>
-              <w:rPr>
-                <w:rFonts w:ascii="Courier New" w:eastAsia="Courier New" w:hAnsi="Courier New" w:cs="Courier New"/>
-                <w:color w:val="1E293B"/>
-                <w:sz w:val="16"/>
-                <w:szCs w:val="16"/>
-              </w:rPr>
-              <w:t xml:space="preserve"> </w:t>
-            </w:r>
-            <w:proofErr w:type="spellStart"/>
-            <w:r>
-              <w:rPr>
-                <w:rFonts w:ascii="Courier New" w:eastAsia="Courier New" w:hAnsi="Courier New" w:cs="Courier New"/>
-                <w:color w:val="1E293B"/>
-                <w:sz w:val="16"/>
-                <w:szCs w:val="16"/>
-              </w:rPr>
-              <w:t>function</w:t>
-            </w:r>
-            <w:proofErr w:type="spellEnd"/>
-            <w:r>
-              <w:rPr>
-                <w:rFonts w:ascii="Courier New" w:eastAsia="Courier New" w:hAnsi="Courier New" w:cs="Courier New"/>
-                <w:color w:val="1E293B"/>
-                <w:sz w:val="16"/>
-                <w:szCs w:val="16"/>
-              </w:rPr>
-              <w:t xml:space="preserve"> </w:t>
-            </w:r>
-            <w:proofErr w:type="spellStart"/>
-            <w:proofErr w:type="gramStart"/>
-            <w:r>
-              <w:rPr>
-                <w:rFonts w:ascii="Courier New" w:eastAsia="Courier New" w:hAnsi="Courier New" w:cs="Courier New"/>
-                <w:color w:val="1E293B"/>
-                <w:sz w:val="16"/>
-                <w:szCs w:val="16"/>
-              </w:rPr>
-              <w:t>bid</w:t>
-            </w:r>
-            <w:proofErr w:type="spellEnd"/>
-            <w:r>
-              <w:rPr>
-                <w:rFonts w:ascii="Courier New" w:eastAsia="Courier New" w:hAnsi="Courier New" w:cs="Courier New"/>
-                <w:color w:val="1E293B"/>
-                <w:sz w:val="16"/>
-                <w:szCs w:val="16"/>
-              </w:rPr>
-              <w:t>(</w:t>
-            </w:r>
-            <w:proofErr w:type="gramEnd"/>
-            <w:r>
-              <w:rPr>
-                <w:rFonts w:ascii="Courier New" w:eastAsia="Courier New" w:hAnsi="Courier New" w:cs="Courier New"/>
-                <w:color w:val="1E293B"/>
-                <w:sz w:val="16"/>
-                <w:szCs w:val="16"/>
-              </w:rPr>
-              <w:t>Request $</w:t>
-            </w:r>
-            <w:proofErr w:type="spellStart"/>
-            <w:r>
-              <w:rPr>
-                <w:rFonts w:ascii="Courier New" w:eastAsia="Courier New" w:hAnsi="Courier New" w:cs="Courier New"/>
-                <w:color w:val="1E293B"/>
-                <w:sz w:val="16"/>
-                <w:szCs w:val="16"/>
-              </w:rPr>
-              <w:t>request</w:t>
-            </w:r>
-            <w:proofErr w:type="spellEnd"/>
-            <w:r>
-              <w:rPr>
-                <w:rFonts w:ascii="Courier New" w:eastAsia="Courier New" w:hAnsi="Courier New" w:cs="Courier New"/>
-                <w:color w:val="1E293B"/>
-                <w:sz w:val="16"/>
-                <w:szCs w:val="16"/>
-              </w:rPr>
-              <w:t xml:space="preserve">, </w:t>
-            </w:r>
-            <w:proofErr w:type="spellStart"/>
-            <w:r>
-              <w:rPr>
-                <w:rFonts w:ascii="Courier New" w:eastAsia="Courier New" w:hAnsi="Courier New" w:cs="Courier New"/>
-                <w:color w:val="1E293B"/>
-                <w:sz w:val="16"/>
-                <w:szCs w:val="16"/>
-              </w:rPr>
-              <w:t>Auction</w:t>
-            </w:r>
-            <w:proofErr w:type="spellEnd"/>
-            <w:r>
-              <w:rPr>
-                <w:rFonts w:ascii="Courier New" w:eastAsia="Courier New" w:hAnsi="Courier New" w:cs="Courier New"/>
-                <w:color w:val="1E293B"/>
-                <w:sz w:val="16"/>
-                <w:szCs w:val="16"/>
-              </w:rPr>
-              <w:t xml:space="preserve"> $</w:t>
-            </w:r>
-            <w:proofErr w:type="spellStart"/>
-            <w:r>
-              <w:rPr>
-                <w:rFonts w:ascii="Courier New" w:eastAsia="Courier New" w:hAnsi="Courier New" w:cs="Courier New"/>
-                <w:color w:val="1E293B"/>
-                <w:sz w:val="16"/>
-                <w:szCs w:val="16"/>
-              </w:rPr>
-              <w:t>auction</w:t>
-            </w:r>
-            <w:proofErr w:type="spellEnd"/>
-            <w:r>
-              <w:rPr>
-                <w:rFonts w:ascii="Courier New" w:eastAsia="Courier New" w:hAnsi="Courier New" w:cs="Courier New"/>
-                <w:color w:val="1E293B"/>
-                <w:sz w:val="16"/>
-                <w:szCs w:val="16"/>
-              </w:rPr>
-              <w:t>)</w:t>
+                <w:lang w:val="en-US"/>
+              </w:rPr>
+              <w:t>public function bid(Request $request, Auction $auction)</w:t>
             </w:r>
           </w:p>
           <w:p>
@@ -833,118 +443,7 @@
                 <w:sz w:val="16"/>
                 <w:szCs w:val="16"/>
               </w:rPr>
-              <w:t xml:space="preserve">    </w:t>
-            </w:r>
-            <w:proofErr w:type="spellStart"/>
-            <w:r>
-              <w:rPr>
-                <w:rFonts w:ascii="Courier New" w:eastAsia="Courier New" w:hAnsi="Courier New" w:cs="Courier New"/>
-                <w:color w:val="1E293B"/>
-                <w:sz w:val="16"/>
-                <w:szCs w:val="16"/>
-              </w:rPr>
-              <w:t>if</w:t>
-            </w:r>
-            <w:proofErr w:type="spellEnd"/>
-            <w:r>
-              <w:rPr>
-                <w:rFonts w:ascii="Courier New" w:eastAsia="Courier New" w:hAnsi="Courier New" w:cs="Courier New"/>
-                <w:color w:val="1E293B"/>
-                <w:sz w:val="16"/>
-                <w:szCs w:val="16"/>
-              </w:rPr>
-              <w:t xml:space="preserve"> ($</w:t>
-            </w:r>
-            <w:proofErr w:type="spellStart"/>
-            <w:r>
-              <w:rPr>
-                <w:rFonts w:ascii="Courier New" w:eastAsia="Courier New" w:hAnsi="Courier New" w:cs="Courier New"/>
-                <w:color w:val="1E293B"/>
-                <w:sz w:val="16"/>
-                <w:szCs w:val="16"/>
-              </w:rPr>
-              <w:t>auction</w:t>
-            </w:r>
-            <w:proofErr w:type="spellEnd"/>
-            <w:r>
-              <w:rPr>
-                <w:rFonts w:ascii="Courier New" w:eastAsia="Courier New" w:hAnsi="Courier New" w:cs="Courier New"/>
-                <w:color w:val="1E293B"/>
-                <w:sz w:val="16"/>
-                <w:szCs w:val="16"/>
-              </w:rPr>
-              <w:t>-&gt;</w:t>
-            </w:r>
-            <w:proofErr w:type="spellStart"/>
-            <w:proofErr w:type="gramStart"/>
-            <w:r>
-              <w:rPr>
-                <w:rFonts w:ascii="Courier New" w:eastAsia="Courier New" w:hAnsi="Courier New" w:cs="Courier New"/>
-                <w:color w:val="1E293B"/>
-                <w:sz w:val="16"/>
-                <w:szCs w:val="16"/>
-              </w:rPr>
-              <w:t>status</w:t>
-            </w:r>
-            <w:proofErr w:type="spellEnd"/>
-            <w:r>
-              <w:rPr>
-                <w:rFonts w:ascii="Courier New" w:eastAsia="Courier New" w:hAnsi="Courier New" w:cs="Courier New"/>
-                <w:color w:val="1E293B"/>
-                <w:sz w:val="16"/>
-                <w:szCs w:val="16"/>
-              </w:rPr>
-              <w:t xml:space="preserve"> !</w:t>
-            </w:r>
-            <w:proofErr w:type="gramEnd"/>
-            <w:r>
-              <w:rPr>
-                <w:rFonts w:ascii="Courier New" w:eastAsia="Courier New" w:hAnsi="Courier New" w:cs="Courier New"/>
-                <w:color w:val="1E293B"/>
-                <w:sz w:val="16"/>
-                <w:szCs w:val="16"/>
-              </w:rPr>
-              <w:t>== 'aktiv' || $</w:t>
-            </w:r>
-            <w:proofErr w:type="spellStart"/>
-            <w:r>
-              <w:rPr>
-                <w:rFonts w:ascii="Courier New" w:eastAsia="Courier New" w:hAnsi="Courier New" w:cs="Courier New"/>
-                <w:color w:val="1E293B"/>
-                <w:sz w:val="16"/>
-                <w:szCs w:val="16"/>
-              </w:rPr>
-              <w:t>auction</w:t>
-            </w:r>
-            <w:proofErr w:type="spellEnd"/>
-            <w:r>
-              <w:rPr>
-                <w:rFonts w:ascii="Courier New" w:eastAsia="Courier New" w:hAnsi="Courier New" w:cs="Courier New"/>
-                <w:color w:val="1E293B"/>
-                <w:sz w:val="16"/>
-                <w:szCs w:val="16"/>
-              </w:rPr>
-              <w:t>-&gt;</w:t>
-            </w:r>
-            <w:proofErr w:type="gramStart"/>
-            <w:r>
-              <w:rPr>
-                <w:rFonts w:ascii="Courier New" w:eastAsia="Courier New" w:hAnsi="Courier New" w:cs="Courier New"/>
-                <w:color w:val="1E293B"/>
-                <w:sz w:val="16"/>
-                <w:szCs w:val="16"/>
-              </w:rPr>
-              <w:t>abgelaufen(</w:t>
-            </w:r>
-            <w:proofErr w:type="gramEnd"/>
-            <w:r>
-              <w:rPr>
-                <w:rFonts w:ascii="Courier New" w:eastAsia="Courier New" w:hAnsi="Courier New" w:cs="Courier New"/>
-                <w:color w:val="1E293B"/>
-                <w:sz w:val="16"/>
-                <w:szCs w:val="16"/>
-              </w:rPr>
-              <w:t>))</w:t>
+              <w:t xml:space="preserve">    if ($auction-&gt;status !== 'aktiv' || $auction-&gt;abgelaufen())</w:t>
             </w:r>
           </w:p>
           <w:p>
@@ -971,9 +470,16 @@
                 <w:szCs w:val="16"/>
                 <w:lang w:val="en-US"/>
               </w:rPr>
-              <w:t xml:space="preserve">return </w:t>
-            </w:r>
-            <w:proofErr w:type="gramStart"/>
+              <w:t>return back()-&gt;withErrors(['amount' =&gt; 'Auktion bereits beendet.']);</w:t>
+            </w:r>
+          </w:p>
+          <w:p>
+            <w:pPr>
+              <w:spacing w:before="10" w:after="10" w:line="220" w:lineRule="auto"/>
+              <w:rPr>
+                <w:lang w:val="en-US"/>
+              </w:rPr>
+            </w:pPr>
             <w:r>
               <w:rPr>
                 <w:rFonts w:ascii="Courier New" w:eastAsia="Courier New" w:hAnsi="Courier New" w:cs="Courier New"/>
@@ -982,9 +488,13 @@
                 <w:szCs w:val="16"/>
                 <w:lang w:val="en-US"/>
               </w:rPr>
-              <w:t>back(</w:t>
-            </w:r>
-            <w:proofErr w:type="gramEnd"/>
+              <w:t xml:space="preserve"> </w:t>
+            </w:r>
+          </w:p>
+          <w:p>
+            <w:pPr>
+              <w:spacing w:before="10" w:after="10" w:line="220" w:lineRule="auto"/>
+            </w:pPr>
             <w:r>
               <w:rPr>
                 <w:rFonts w:ascii="Courier New" w:eastAsia="Courier New" w:hAnsi="Courier New" w:cs="Courier New"/>
@@ -993,10 +503,104 @@
                 <w:szCs w:val="16"/>
                 <w:lang w:val="en-US"/>
               </w:rPr>
-              <w:t>)-&gt;</w:t>
-            </w:r>
-            <w:proofErr w:type="spellStart"/>
-            <w:proofErr w:type="gramStart"/>
+              <w:t xml:space="preserve">    </w:t>
+            </w:r>
+            <w:r>
+              <w:rPr>
+                <w:rFonts w:ascii="Courier New" w:eastAsia="Courier New" w:hAnsi="Courier New" w:cs="Courier New"/>
+                <w:color w:val="1E293B"/>
+                <w:sz w:val="16"/>
+                <w:szCs w:val="16"/>
+              </w:rPr>
+              <w:t>// 2. Mindestgebot: aktuelles Höchstgebot + 1,00 €</w:t>
+            </w:r>
+          </w:p>
+          <w:p>
+            <w:pPr>
+              <w:spacing w:before="10" w:after="10" w:line="220" w:lineRule="auto"/>
+            </w:pPr>
+            <w:r>
+              <w:rPr>
+                <w:rFonts w:ascii="Courier New" w:eastAsia="Courier New" w:hAnsi="Courier New" w:cs="Courier New"/>
+                <w:color w:val="1E293B"/>
+                <w:sz w:val="16"/>
+                <w:szCs w:val="16"/>
+              </w:rPr>
+              <w:t xml:space="preserve">    $mindest = $auction-&gt;hoechstGebot() + 1.00;</w:t>
+            </w:r>
+          </w:p>
+          <w:p>
+            <w:pPr>
+              <w:spacing w:before="10" w:after="10" w:line="220" w:lineRule="auto"/>
+            </w:pPr>
+            <w:r>
+              <w:rPr>
+                <w:rFonts w:ascii="Courier New" w:eastAsia="Courier New" w:hAnsi="Courier New" w:cs="Courier New"/>
+                <w:color w:val="1E293B"/>
+                <w:sz w:val="16"/>
+                <w:szCs w:val="16"/>
+              </w:rPr>
+              <w:t xml:space="preserve">    if ($request-&gt;amount &lt; $mindest)</w:t>
+            </w:r>
+          </w:p>
+          <w:p>
+            <w:pPr>
+              <w:spacing w:before="10" w:after="10" w:line="220" w:lineRule="auto"/>
+            </w:pPr>
+            <w:r>
+              <w:rPr>
+                <w:rFonts w:ascii="Courier New" w:eastAsia="Courier New" w:hAnsi="Courier New" w:cs="Courier New"/>
+                <w:color w:val="1E293B"/>
+                <w:sz w:val="16"/>
+                <w:szCs w:val="16"/>
+              </w:rPr>
+              <w:t xml:space="preserve">        return back()-&gt;withErrors(['amount' =&gt; 'Mindestgebot nicht erreicht.']);</w:t>
+            </w:r>
+          </w:p>
+          <w:p>
+            <w:pPr>
+              <w:spacing w:before="10" w:after="10" w:line="220" w:lineRule="auto"/>
+            </w:pPr>
+            <w:r>
+              <w:rPr>
+                <w:rFonts w:ascii="Courier New" w:eastAsia="Courier New" w:hAnsi="Courier New" w:cs="Courier New"/>
+                <w:color w:val="1E293B"/>
+                <w:sz w:val="16"/>
+                <w:szCs w:val="16"/>
+              </w:rPr>
+              <w:t xml:space="preserve"> </w:t>
+            </w:r>
+          </w:p>
+          <w:p>
+            <w:pPr>
+              <w:spacing w:before="10" w:after="10" w:line="220" w:lineRule="auto"/>
+            </w:pPr>
+            <w:r>
+              <w:rPr>
+                <w:rFonts w:ascii="Courier New" w:eastAsia="Courier New" w:hAnsi="Courier New" w:cs="Courier New"/>
+                <w:color w:val="1E293B"/>
+                <w:sz w:val="16"/>
+                <w:szCs w:val="16"/>
+              </w:rPr>
+              <w:t xml:space="preserve">    // 3. Nutzer ist nicht bereits Höchstbietender</w:t>
+            </w:r>
+          </w:p>
+          <w:p>
+            <w:pPr>
+              <w:spacing w:before="10" w:after="10" w:line="220" w:lineRule="auto"/>
+              <w:rPr>
+                <w:lang w:val="en-US"/>
+              </w:rPr>
+            </w:pPr>
+            <w:r>
+              <w:rPr>
+                <w:rFonts w:ascii="Courier New" w:eastAsia="Courier New" w:hAnsi="Courier New" w:cs="Courier New"/>
+                <w:color w:val="1E293B"/>
+                <w:sz w:val="16"/>
+                <w:szCs w:val="16"/>
+              </w:rPr>
+              <w:t xml:space="preserve">    </w:t>
+            </w:r>
             <w:r>
               <w:rPr>
                 <w:rFonts w:ascii="Courier New" w:eastAsia="Courier New" w:hAnsi="Courier New" w:cs="Courier New"/>
@@ -1005,9 +609,16 @@
                 <w:szCs w:val="16"/>
                 <w:lang w:val="en-US"/>
               </w:rPr>
-              <w:t>withErrors</w:t>
-            </w:r>
-            <w:proofErr w:type="spellEnd"/>
+              <w:t>if ($auction-&gt;hoechstBieter()?-&gt;id === auth()-&gt;id())</w:t>
+            </w:r>
+          </w:p>
+          <w:p>
+            <w:pPr>
+              <w:spacing w:before="10" w:after="10" w:line="220" w:lineRule="auto"/>
+              <w:rPr>
+                <w:lang w:val="en-US"/>
+              </w:rPr>
+            </w:pPr>
             <w:r>
               <w:rPr>
                 <w:rFonts w:ascii="Courier New" w:eastAsia="Courier New" w:hAnsi="Courier New" w:cs="Courier New"/>
@@ -1016,9 +627,16 @@
                 <w:szCs w:val="16"/>
                 <w:lang w:val="en-US"/>
               </w:rPr>
-              <w:t>(</w:t>
-            </w:r>
-            <w:proofErr w:type="gramEnd"/>
+              <w:t xml:space="preserve">        return back()-&gt;withErrors(['amount' =&gt; 'Du bist bereits Höchstbietender.']);</w:t>
+            </w:r>
+          </w:p>
+          <w:p>
+            <w:pPr>
+              <w:spacing w:before="10" w:after="10" w:line="220" w:lineRule="auto"/>
+              <w:rPr>
+                <w:lang w:val="en-US"/>
+              </w:rPr>
+            </w:pPr>
             <w:r>
               <w:rPr>
                 <w:rFonts w:ascii="Courier New" w:eastAsia="Courier New" w:hAnsi="Courier New" w:cs="Courier New"/>
@@ -1027,9 +645,16 @@
                 <w:szCs w:val="16"/>
                 <w:lang w:val="en-US"/>
               </w:rPr>
-              <w:t>['amount' =&gt; '</w:t>
-            </w:r>
-            <w:proofErr w:type="spellStart"/>
+              <w:t xml:space="preserve"> </w:t>
+            </w:r>
+          </w:p>
+          <w:p>
+            <w:pPr>
+              <w:spacing w:before="10" w:after="10" w:line="220" w:lineRule="auto"/>
+              <w:rPr>
+                <w:lang w:val="en-US"/>
+              </w:rPr>
+            </w:pPr>
             <w:r>
               <w:rPr>
                 <w:rFonts w:ascii="Courier New" w:eastAsia="Courier New" w:hAnsi="Courier New" w:cs="Courier New"/>
@@ -1038,9 +663,16 @@
                 <w:szCs w:val="16"/>
                 <w:lang w:val="en-US"/>
               </w:rPr>
-              <w:t>Auktion</w:t>
-            </w:r>
-            <w:proofErr w:type="spellEnd"/>
+              <w:t xml:space="preserve">    Bid::create([/* Gebot speichern */]);</w:t>
+            </w:r>
+          </w:p>
+          <w:p>
+            <w:pPr>
+              <w:spacing w:before="10" w:after="10" w:line="220" w:lineRule="auto"/>
+              <w:rPr>
+                <w:lang w:val="en-US"/>
+              </w:rPr>
+            </w:pPr>
             <w:r>
               <w:rPr>
                 <w:rFonts w:ascii="Courier New" w:eastAsia="Courier New" w:hAnsi="Courier New" w:cs="Courier New"/>
@@ -1049,69 +681,7 @@
                 <w:szCs w:val="16"/>
                 <w:lang w:val="en-US"/>
               </w:rPr>
-              <w:t xml:space="preserve"> </w:t>
-            </w:r>
-            <w:proofErr w:type="spellStart"/>
-            <w:r>
-              <w:rPr>
-                <w:rFonts w:ascii="Courier New" w:eastAsia="Courier New" w:hAnsi="Courier New" w:cs="Courier New"/>
-                <w:color w:val="1E293B"/>
-                <w:sz w:val="16"/>
-                <w:szCs w:val="16"/>
-                <w:lang w:val="en-US"/>
-              </w:rPr>
-              <w:t>bereits</w:t>
-            </w:r>
-            <w:proofErr w:type="spellEnd"/>
-            <w:r>
-              <w:rPr>
-                <w:rFonts w:ascii="Courier New" w:eastAsia="Courier New" w:hAnsi="Courier New" w:cs="Courier New"/>
-                <w:color w:val="1E293B"/>
-                <w:sz w:val="16"/>
-                <w:szCs w:val="16"/>
-                <w:lang w:val="en-US"/>
-              </w:rPr>
-              <w:t xml:space="preserve"> </w:t>
-            </w:r>
-            <w:proofErr w:type="spellStart"/>
-            <w:r>
-              <w:rPr>
-                <w:rFonts w:ascii="Courier New" w:eastAsia="Courier New" w:hAnsi="Courier New" w:cs="Courier New"/>
-                <w:color w:val="1E293B"/>
-                <w:sz w:val="16"/>
-                <w:szCs w:val="16"/>
-                <w:lang w:val="en-US"/>
-              </w:rPr>
-              <w:t>beendet</w:t>
-            </w:r>
-            <w:proofErr w:type="spellEnd"/>
-            <w:r>
-              <w:rPr>
-                <w:rFonts w:ascii="Courier New" w:eastAsia="Courier New" w:hAnsi="Courier New" w:cs="Courier New"/>
-                <w:color w:val="1E293B"/>
-                <w:sz w:val="16"/>
-                <w:szCs w:val="16"/>
-                <w:lang w:val="en-US"/>
-              </w:rPr>
-              <w:t>.']);</w:t>
-            </w:r>
-          </w:p>
-          <w:p>
-            <w:pPr>
-              <w:spacing w:before="10" w:after="10" w:line="220" w:lineRule="auto"/>
-              <w:rPr>
-                <w:lang w:val="en-US"/>
-              </w:rPr>
-            </w:pPr>
-            <w:r>
-              <w:rPr>
-                <w:rFonts w:ascii="Courier New" w:eastAsia="Courier New" w:hAnsi="Courier New" w:cs="Courier New"/>
-                <w:color w:val="1E293B"/>
-                <w:sz w:val="16"/>
-                <w:szCs w:val="16"/>
-                <w:lang w:val="en-US"/>
-              </w:rPr>
-              <w:t xml:space="preserve"> </w:t>
+              <w:t xml:space="preserve">    return back()-&gt;with('success', 'Gebot abgegeben.');</w:t>
             </w:r>
           </w:p>
           <w:p>
@@ -1124,780 +694,6 @@
                 <w:color w:val="1E293B"/>
                 <w:sz w:val="16"/>
                 <w:szCs w:val="16"/>
-                <w:lang w:val="en-US"/>
-              </w:rPr>
-              <w:t xml:space="preserve">    </w:t>
-            </w:r>
-            <w:r>
-              <w:rPr>
-                <w:rFonts w:ascii="Courier New" w:eastAsia="Courier New" w:hAnsi="Courier New" w:cs="Courier New"/>
-                <w:color w:val="1E293B"/>
-                <w:sz w:val="16"/>
-                <w:szCs w:val="16"/>
-              </w:rPr>
-              <w:t>// 2. Mindestgebot: aktuelles Höchstgebot + 1,00 €</w:t>
-            </w:r>
-          </w:p>
-          <w:p>
-            <w:pPr>
-              <w:spacing w:before="10" w:after="10" w:line="220" w:lineRule="auto"/>
-            </w:pPr>
-            <w:r>
-              <w:rPr>
-                <w:rFonts w:ascii="Courier New" w:eastAsia="Courier New" w:hAnsi="Courier New" w:cs="Courier New"/>
-                <w:color w:val="1E293B"/>
-                <w:sz w:val="16"/>
-                <w:szCs w:val="16"/>
-              </w:rPr>
-              <w:t xml:space="preserve">    $</w:t>
-            </w:r>
-            <w:proofErr w:type="spellStart"/>
-            <w:r>
-              <w:rPr>
-                <w:rFonts w:ascii="Courier New" w:eastAsia="Courier New" w:hAnsi="Courier New" w:cs="Courier New"/>
-                <w:color w:val="1E293B"/>
-                <w:sz w:val="16"/>
-                <w:szCs w:val="16"/>
-              </w:rPr>
-              <w:t>mindest</w:t>
-            </w:r>
-            <w:proofErr w:type="spellEnd"/>
-            <w:r>
-              <w:rPr>
-                <w:rFonts w:ascii="Courier New" w:eastAsia="Courier New" w:hAnsi="Courier New" w:cs="Courier New"/>
-                <w:color w:val="1E293B"/>
-                <w:sz w:val="16"/>
-                <w:szCs w:val="16"/>
-              </w:rPr>
-              <w:t xml:space="preserve"> = $</w:t>
-            </w:r>
-            <w:proofErr w:type="spellStart"/>
-            <w:r>
-              <w:rPr>
-                <w:rFonts w:ascii="Courier New" w:eastAsia="Courier New" w:hAnsi="Courier New" w:cs="Courier New"/>
-                <w:color w:val="1E293B"/>
-                <w:sz w:val="16"/>
-                <w:szCs w:val="16"/>
-              </w:rPr>
-              <w:t>auction</w:t>
-            </w:r>
-            <w:proofErr w:type="spellEnd"/>
-            <w:r>
-              <w:rPr>
-                <w:rFonts w:ascii="Courier New" w:eastAsia="Courier New" w:hAnsi="Courier New" w:cs="Courier New"/>
-                <w:color w:val="1E293B"/>
-                <w:sz w:val="16"/>
-                <w:szCs w:val="16"/>
-              </w:rPr>
-              <w:t>-&gt;</w:t>
-            </w:r>
-            <w:proofErr w:type="spellStart"/>
-            <w:proofErr w:type="gramStart"/>
-            <w:r>
-              <w:rPr>
-                <w:rFonts w:ascii="Courier New" w:eastAsia="Courier New" w:hAnsi="Courier New" w:cs="Courier New"/>
-                <w:color w:val="1E293B"/>
-                <w:sz w:val="16"/>
-                <w:szCs w:val="16"/>
-              </w:rPr>
-              <w:t>hoechstGebot</w:t>
-            </w:r>
-            <w:proofErr w:type="spellEnd"/>
-            <w:r>
-              <w:rPr>
-                <w:rFonts w:ascii="Courier New" w:eastAsia="Courier New" w:hAnsi="Courier New" w:cs="Courier New"/>
-                <w:color w:val="1E293B"/>
-                <w:sz w:val="16"/>
-                <w:szCs w:val="16"/>
-              </w:rPr>
-              <w:t>(</w:t>
-            </w:r>
-            <w:proofErr w:type="gramEnd"/>
-            <w:r>
-              <w:rPr>
-                <w:rFonts w:ascii="Courier New" w:eastAsia="Courier New" w:hAnsi="Courier New" w:cs="Courier New"/>
-                <w:color w:val="1E293B"/>
-                <w:sz w:val="16"/>
-                <w:szCs w:val="16"/>
-              </w:rPr>
-              <w:t>) + 1.00;</w:t>
-            </w:r>
-          </w:p>
-          <w:p>
-            <w:pPr>
-              <w:spacing w:before="10" w:after="10" w:line="220" w:lineRule="auto"/>
-              <w:rPr>
-                <w:lang w:val="en-US"/>
-              </w:rPr>
-            </w:pPr>
-            <w:r>
-              <w:rPr>
-                <w:rFonts w:ascii="Courier New" w:eastAsia="Courier New" w:hAnsi="Courier New" w:cs="Courier New"/>
-                <w:color w:val="1E293B"/>
-                <w:sz w:val="16"/>
-                <w:szCs w:val="16"/>
-              </w:rPr>
-              <w:t xml:space="preserve">    </w:t>
-            </w:r>
-            <w:r>
-              <w:rPr>
-                <w:rFonts w:ascii="Courier New" w:eastAsia="Courier New" w:hAnsi="Courier New" w:cs="Courier New"/>
-                <w:color w:val="1E293B"/>
-                <w:sz w:val="16"/>
-                <w:szCs w:val="16"/>
-                <w:lang w:val="en-US"/>
-              </w:rPr>
-              <w:t>if ($request-&gt;amount &lt; $</w:t>
-            </w:r>
-            <w:proofErr w:type="spellStart"/>
-            <w:r>
-              <w:rPr>
-                <w:rFonts w:ascii="Courier New" w:eastAsia="Courier New" w:hAnsi="Courier New" w:cs="Courier New"/>
-                <w:color w:val="1E293B"/>
-                <w:sz w:val="16"/>
-                <w:szCs w:val="16"/>
-                <w:lang w:val="en-US"/>
-              </w:rPr>
-              <w:t>mindest</w:t>
-            </w:r>
-            <w:proofErr w:type="spellEnd"/>
-            <w:r>
-              <w:rPr>
-                <w:rFonts w:ascii="Courier New" w:eastAsia="Courier New" w:hAnsi="Courier New" w:cs="Courier New"/>
-                <w:color w:val="1E293B"/>
-                <w:sz w:val="16"/>
-                <w:szCs w:val="16"/>
-                <w:lang w:val="en-US"/>
-              </w:rPr>
-              <w:t>)</w:t>
-            </w:r>
-          </w:p>
-          <w:p>
-            <w:pPr>
-              <w:spacing w:before="10" w:after="10" w:line="220" w:lineRule="auto"/>
-              <w:rPr>
-                <w:lang w:val="en-US"/>
-              </w:rPr>
-            </w:pPr>
-            <w:r>
-              <w:rPr>
-                <w:rFonts w:ascii="Courier New" w:eastAsia="Courier New" w:hAnsi="Courier New" w:cs="Courier New"/>
-                <w:color w:val="1E293B"/>
-                <w:sz w:val="16"/>
-                <w:szCs w:val="16"/>
-                <w:lang w:val="en-US"/>
-              </w:rPr>
-              <w:t xml:space="preserve">        return </w:t>
-            </w:r>
-            <w:proofErr w:type="gramStart"/>
-            <w:r>
-              <w:rPr>
-                <w:rFonts w:ascii="Courier New" w:eastAsia="Courier New" w:hAnsi="Courier New" w:cs="Courier New"/>
-                <w:color w:val="1E293B"/>
-                <w:sz w:val="16"/>
-                <w:szCs w:val="16"/>
-                <w:lang w:val="en-US"/>
-              </w:rPr>
-              <w:t>back(</w:t>
-            </w:r>
-            <w:proofErr w:type="gramEnd"/>
-            <w:r>
-              <w:rPr>
-                <w:rFonts w:ascii="Courier New" w:eastAsia="Courier New" w:hAnsi="Courier New" w:cs="Courier New"/>
-                <w:color w:val="1E293B"/>
-                <w:sz w:val="16"/>
-                <w:szCs w:val="16"/>
-                <w:lang w:val="en-US"/>
-              </w:rPr>
-              <w:t>)-&gt;</w:t>
-            </w:r>
-            <w:proofErr w:type="spellStart"/>
-            <w:proofErr w:type="gramStart"/>
-            <w:r>
-              <w:rPr>
-                <w:rFonts w:ascii="Courier New" w:eastAsia="Courier New" w:hAnsi="Courier New" w:cs="Courier New"/>
-                <w:color w:val="1E293B"/>
-                <w:sz w:val="16"/>
-                <w:szCs w:val="16"/>
-                <w:lang w:val="en-US"/>
-              </w:rPr>
-              <w:t>withErrors</w:t>
-            </w:r>
-            <w:proofErr w:type="spellEnd"/>
-            <w:r>
-              <w:rPr>
-                <w:rFonts w:ascii="Courier New" w:eastAsia="Courier New" w:hAnsi="Courier New" w:cs="Courier New"/>
-                <w:color w:val="1E293B"/>
-                <w:sz w:val="16"/>
-                <w:szCs w:val="16"/>
-                <w:lang w:val="en-US"/>
-              </w:rPr>
-              <w:t>(</w:t>
-            </w:r>
-            <w:proofErr w:type="gramEnd"/>
-            <w:r>
-              <w:rPr>
-                <w:rFonts w:ascii="Courier New" w:eastAsia="Courier New" w:hAnsi="Courier New" w:cs="Courier New"/>
-                <w:color w:val="1E293B"/>
-                <w:sz w:val="16"/>
-                <w:szCs w:val="16"/>
-                <w:lang w:val="en-US"/>
-              </w:rPr>
-              <w:t>['amount' =&gt; '</w:t>
-            </w:r>
-            <w:proofErr w:type="spellStart"/>
-            <w:r>
-              <w:rPr>
-                <w:rFonts w:ascii="Courier New" w:eastAsia="Courier New" w:hAnsi="Courier New" w:cs="Courier New"/>
-                <w:color w:val="1E293B"/>
-                <w:sz w:val="16"/>
-                <w:szCs w:val="16"/>
-                <w:lang w:val="en-US"/>
-              </w:rPr>
-              <w:t>Mindestgebot</w:t>
-            </w:r>
-            <w:proofErr w:type="spellEnd"/>
-            <w:r>
-              <w:rPr>
-                <w:rFonts w:ascii="Courier New" w:eastAsia="Courier New" w:hAnsi="Courier New" w:cs="Courier New"/>
-                <w:color w:val="1E293B"/>
-                <w:sz w:val="16"/>
-                <w:szCs w:val="16"/>
-                <w:lang w:val="en-US"/>
-              </w:rPr>
-              <w:t xml:space="preserve"> nicht </w:t>
-            </w:r>
-            <w:proofErr w:type="spellStart"/>
-            <w:r>
-              <w:rPr>
-                <w:rFonts w:ascii="Courier New" w:eastAsia="Courier New" w:hAnsi="Courier New" w:cs="Courier New"/>
-                <w:color w:val="1E293B"/>
-                <w:sz w:val="16"/>
-                <w:szCs w:val="16"/>
-                <w:lang w:val="en-US"/>
-              </w:rPr>
-              <w:t>erreicht</w:t>
-            </w:r>
-            <w:proofErr w:type="spellEnd"/>
-            <w:r>
-              <w:rPr>
-                <w:rFonts w:ascii="Courier New" w:eastAsia="Courier New" w:hAnsi="Courier New" w:cs="Courier New"/>
-                <w:color w:val="1E293B"/>
-                <w:sz w:val="16"/>
-                <w:szCs w:val="16"/>
-                <w:lang w:val="en-US"/>
-              </w:rPr>
-              <w:t>.']);</w:t>
-            </w:r>
-          </w:p>
-          <w:p>
-            <w:pPr>
-              <w:spacing w:before="10" w:after="10" w:line="220" w:lineRule="auto"/>
-              <w:rPr>
-                <w:lang w:val="en-US"/>
-              </w:rPr>
-            </w:pPr>
-            <w:r>
-              <w:rPr>
-                <w:rFonts w:ascii="Courier New" w:eastAsia="Courier New" w:hAnsi="Courier New" w:cs="Courier New"/>
-                <w:color w:val="1E293B"/>
-                <w:sz w:val="16"/>
-                <w:szCs w:val="16"/>
-                <w:lang w:val="en-US"/>
-              </w:rPr>
-              <w:t xml:space="preserve"> </w:t>
-            </w:r>
-          </w:p>
-          <w:p>
-            <w:pPr>
-              <w:spacing w:before="10" w:after="10" w:line="220" w:lineRule="auto"/>
-            </w:pPr>
-            <w:r>
-              <w:rPr>
-                <w:rFonts w:ascii="Courier New" w:eastAsia="Courier New" w:hAnsi="Courier New" w:cs="Courier New"/>
-                <w:color w:val="1E293B"/>
-                <w:sz w:val="16"/>
-                <w:szCs w:val="16"/>
-                <w:lang w:val="en-US"/>
-              </w:rPr>
-              <w:t xml:space="preserve">    </w:t>
-            </w:r>
-            <w:r>
-              <w:rPr>
-                <w:rFonts w:ascii="Courier New" w:eastAsia="Courier New" w:hAnsi="Courier New" w:cs="Courier New"/>
-                <w:color w:val="1E293B"/>
-                <w:sz w:val="16"/>
-                <w:szCs w:val="16"/>
-              </w:rPr>
-              <w:t>// 3. Nutzer ist nicht bereits Höchstbietender</w:t>
-            </w:r>
-          </w:p>
-          <w:p>
-            <w:pPr>
-              <w:spacing w:before="10" w:after="10" w:line="220" w:lineRule="auto"/>
-            </w:pPr>
-            <w:r>
-              <w:rPr>
-                <w:rFonts w:ascii="Courier New" w:eastAsia="Courier New" w:hAnsi="Courier New" w:cs="Courier New"/>
-                <w:color w:val="1E293B"/>
-                <w:sz w:val="16"/>
-                <w:szCs w:val="16"/>
-              </w:rPr>
-              <w:t xml:space="preserve">    </w:t>
-            </w:r>
-            <w:proofErr w:type="spellStart"/>
-            <w:r>
-              <w:rPr>
-                <w:rFonts w:ascii="Courier New" w:eastAsia="Courier New" w:hAnsi="Courier New" w:cs="Courier New"/>
-                <w:color w:val="1E293B"/>
-                <w:sz w:val="16"/>
-                <w:szCs w:val="16"/>
-              </w:rPr>
-              <w:t>if</w:t>
-            </w:r>
-            <w:proofErr w:type="spellEnd"/>
-            <w:r>
-              <w:rPr>
-                <w:rFonts w:ascii="Courier New" w:eastAsia="Courier New" w:hAnsi="Courier New" w:cs="Courier New"/>
-                <w:color w:val="1E293B"/>
-                <w:sz w:val="16"/>
-                <w:szCs w:val="16"/>
-              </w:rPr>
-              <w:t xml:space="preserve"> ($</w:t>
-            </w:r>
-            <w:proofErr w:type="spellStart"/>
-            <w:r>
-              <w:rPr>
-                <w:rFonts w:ascii="Courier New" w:eastAsia="Courier New" w:hAnsi="Courier New" w:cs="Courier New"/>
-                <w:color w:val="1E293B"/>
-                <w:sz w:val="16"/>
-                <w:szCs w:val="16"/>
-              </w:rPr>
-              <w:t>auction</w:t>
-            </w:r>
-            <w:proofErr w:type="spellEnd"/>
-            <w:r>
-              <w:rPr>
-                <w:rFonts w:ascii="Courier New" w:eastAsia="Courier New" w:hAnsi="Courier New" w:cs="Courier New"/>
-                <w:color w:val="1E293B"/>
-                <w:sz w:val="16"/>
-                <w:szCs w:val="16"/>
-              </w:rPr>
-              <w:t>-&gt;</w:t>
-            </w:r>
-            <w:proofErr w:type="spellStart"/>
-            <w:proofErr w:type="gramStart"/>
-            <w:r>
-              <w:rPr>
-                <w:rFonts w:ascii="Courier New" w:eastAsia="Courier New" w:hAnsi="Courier New" w:cs="Courier New"/>
-                <w:color w:val="1E293B"/>
-                <w:sz w:val="16"/>
-                <w:szCs w:val="16"/>
-              </w:rPr>
-              <w:t>hoechstBieter</w:t>
-            </w:r>
-            <w:proofErr w:type="spellEnd"/>
-            <w:r>
-              <w:rPr>
-                <w:rFonts w:ascii="Courier New" w:eastAsia="Courier New" w:hAnsi="Courier New" w:cs="Courier New"/>
-                <w:color w:val="1E293B"/>
-                <w:sz w:val="16"/>
-                <w:szCs w:val="16"/>
-              </w:rPr>
-              <w:t>()?-</w:t>
-            </w:r>
-            <w:proofErr w:type="gramEnd"/>
-            <w:r>
-              <w:rPr>
-                <w:rFonts w:ascii="Courier New" w:eastAsia="Courier New" w:hAnsi="Courier New" w:cs="Courier New"/>
-                <w:color w:val="1E293B"/>
-                <w:sz w:val="16"/>
-                <w:szCs w:val="16"/>
-              </w:rPr>
-              <w:t>&gt;</w:t>
-            </w:r>
-            <w:proofErr w:type="spellStart"/>
-            <w:r>
-              <w:rPr>
-                <w:rFonts w:ascii="Courier New" w:eastAsia="Courier New" w:hAnsi="Courier New" w:cs="Courier New"/>
-                <w:color w:val="1E293B"/>
-                <w:sz w:val="16"/>
-                <w:szCs w:val="16"/>
-              </w:rPr>
-              <w:t>id</w:t>
-            </w:r>
-            <w:proofErr w:type="spellEnd"/>
-            <w:r>
-              <w:rPr>
-                <w:rFonts w:ascii="Courier New" w:eastAsia="Courier New" w:hAnsi="Courier New" w:cs="Courier New"/>
-                <w:color w:val="1E293B"/>
-                <w:sz w:val="16"/>
-                <w:szCs w:val="16"/>
-              </w:rPr>
-              <w:t xml:space="preserve"> === </w:t>
-            </w:r>
-            <w:proofErr w:type="spellStart"/>
-            <w:r>
-              <w:rPr>
-                <w:rFonts w:ascii="Courier New" w:eastAsia="Courier New" w:hAnsi="Courier New" w:cs="Courier New"/>
-                <w:color w:val="1E293B"/>
-                <w:sz w:val="16"/>
-                <w:szCs w:val="16"/>
-              </w:rPr>
-              <w:t>auth</w:t>
-            </w:r>
-            <w:proofErr w:type="spellEnd"/>
-            <w:proofErr w:type="gramStart"/>
-            <w:r>
-              <w:rPr>
-                <w:rFonts w:ascii="Courier New" w:eastAsia="Courier New" w:hAnsi="Courier New" w:cs="Courier New"/>
-                <w:color w:val="1E293B"/>
-                <w:sz w:val="16"/>
-                <w:szCs w:val="16"/>
-              </w:rPr>
-              <w:t>()-</w:t>
-            </w:r>
-            <w:proofErr w:type="gramEnd"/>
-            <w:r>
-              <w:rPr>
-                <w:rFonts w:ascii="Courier New" w:eastAsia="Courier New" w:hAnsi="Courier New" w:cs="Courier New"/>
-                <w:color w:val="1E293B"/>
-                <w:sz w:val="16"/>
-                <w:szCs w:val="16"/>
-              </w:rPr>
-              <w:t>&gt;</w:t>
-            </w:r>
-            <w:proofErr w:type="spellStart"/>
-            <w:proofErr w:type="gramStart"/>
-            <w:r>
-              <w:rPr>
-                <w:rFonts w:ascii="Courier New" w:eastAsia="Courier New" w:hAnsi="Courier New" w:cs="Courier New"/>
-                <w:color w:val="1E293B"/>
-                <w:sz w:val="16"/>
-                <w:szCs w:val="16"/>
-              </w:rPr>
-              <w:t>id</w:t>
-            </w:r>
-            <w:proofErr w:type="spellEnd"/>
-            <w:r>
-              <w:rPr>
-                <w:rFonts w:ascii="Courier New" w:eastAsia="Courier New" w:hAnsi="Courier New" w:cs="Courier New"/>
-                <w:color w:val="1E293B"/>
-                <w:sz w:val="16"/>
-                <w:szCs w:val="16"/>
-              </w:rPr>
-              <w:t>(</w:t>
-            </w:r>
-            <w:proofErr w:type="gramEnd"/>
-            <w:r>
-              <w:rPr>
-                <w:rFonts w:ascii="Courier New" w:eastAsia="Courier New" w:hAnsi="Courier New" w:cs="Courier New"/>
-                <w:color w:val="1E293B"/>
-                <w:sz w:val="16"/>
-                <w:szCs w:val="16"/>
-              </w:rPr>
-              <w:t>))</w:t>
-            </w:r>
-          </w:p>
-          <w:p>
-            <w:pPr>
-              <w:spacing w:before="10" w:after="10" w:line="220" w:lineRule="auto"/>
-            </w:pPr>
-            <w:r>
-              <w:rPr>
-                <w:rFonts w:ascii="Courier New" w:eastAsia="Courier New" w:hAnsi="Courier New" w:cs="Courier New"/>
-                <w:color w:val="1E293B"/>
-                <w:sz w:val="16"/>
-                <w:szCs w:val="16"/>
-              </w:rPr>
-              <w:t xml:space="preserve">        </w:t>
-            </w:r>
-            <w:proofErr w:type="spellStart"/>
-            <w:r>
-              <w:rPr>
-                <w:rFonts w:ascii="Courier New" w:eastAsia="Courier New" w:hAnsi="Courier New" w:cs="Courier New"/>
-                <w:color w:val="1E293B"/>
-                <w:sz w:val="16"/>
-                <w:szCs w:val="16"/>
-              </w:rPr>
-              <w:t>return</w:t>
-            </w:r>
-            <w:proofErr w:type="spellEnd"/>
-            <w:r>
-              <w:rPr>
-                <w:rFonts w:ascii="Courier New" w:eastAsia="Courier New" w:hAnsi="Courier New" w:cs="Courier New"/>
-                <w:color w:val="1E293B"/>
-                <w:sz w:val="16"/>
-                <w:szCs w:val="16"/>
-              </w:rPr>
-              <w:t xml:space="preserve"> </w:t>
-            </w:r>
-            <w:proofErr w:type="gramStart"/>
-            <w:r>
-              <w:rPr>
-                <w:rFonts w:ascii="Courier New" w:eastAsia="Courier New" w:hAnsi="Courier New" w:cs="Courier New"/>
-                <w:color w:val="1E293B"/>
-                <w:sz w:val="16"/>
-                <w:szCs w:val="16"/>
-              </w:rPr>
-              <w:t>back(</w:t>
-            </w:r>
-            <w:proofErr w:type="gramEnd"/>
-            <w:r>
-              <w:rPr>
-                <w:rFonts w:ascii="Courier New" w:eastAsia="Courier New" w:hAnsi="Courier New" w:cs="Courier New"/>
-                <w:color w:val="1E293B"/>
-                <w:sz w:val="16"/>
-                <w:szCs w:val="16"/>
-              </w:rPr>
-              <w:t>)-&gt;</w:t>
-            </w:r>
-            <w:proofErr w:type="spellStart"/>
-            <w:proofErr w:type="gramStart"/>
-            <w:r>
-              <w:rPr>
-                <w:rFonts w:ascii="Courier New" w:eastAsia="Courier New" w:hAnsi="Courier New" w:cs="Courier New"/>
-                <w:color w:val="1E293B"/>
-                <w:sz w:val="16"/>
-                <w:szCs w:val="16"/>
-              </w:rPr>
-              <w:t>withErrors</w:t>
-            </w:r>
-            <w:proofErr w:type="spellEnd"/>
-            <w:r>
-              <w:rPr>
-                <w:rFonts w:ascii="Courier New" w:eastAsia="Courier New" w:hAnsi="Courier New" w:cs="Courier New"/>
-                <w:color w:val="1E293B"/>
-                <w:sz w:val="16"/>
-                <w:szCs w:val="16"/>
-              </w:rPr>
-              <w:t>(</w:t>
-            </w:r>
-            <w:proofErr w:type="gramEnd"/>
-            <w:r>
-              <w:rPr>
-                <w:rFonts w:ascii="Courier New" w:eastAsia="Courier New" w:hAnsi="Courier New" w:cs="Courier New"/>
-                <w:color w:val="1E293B"/>
-                <w:sz w:val="16"/>
-                <w:szCs w:val="16"/>
-              </w:rPr>
-              <w:t>['</w:t>
-            </w:r>
-            <w:proofErr w:type="spellStart"/>
-            <w:r>
-              <w:rPr>
-                <w:rFonts w:ascii="Courier New" w:eastAsia="Courier New" w:hAnsi="Courier New" w:cs="Courier New"/>
-                <w:color w:val="1E293B"/>
-                <w:sz w:val="16"/>
-                <w:szCs w:val="16"/>
-              </w:rPr>
-              <w:t>amount</w:t>
-            </w:r>
-            <w:proofErr w:type="spellEnd"/>
-            <w:r>
-              <w:rPr>
-                <w:rFonts w:ascii="Courier New" w:eastAsia="Courier New" w:hAnsi="Courier New" w:cs="Courier New"/>
-                <w:color w:val="1E293B"/>
-                <w:sz w:val="16"/>
-                <w:szCs w:val="16"/>
-              </w:rPr>
-              <w:t>' =&gt; 'Du bist bereits Höchstbietender.']);</w:t>
-            </w:r>
-          </w:p>
-          <w:p>
-            <w:pPr>
-              <w:spacing w:before="10" w:after="10" w:line="220" w:lineRule="auto"/>
-            </w:pPr>
-            <w:r>
-              <w:rPr>
-                <w:rFonts w:ascii="Courier New" w:eastAsia="Courier New" w:hAnsi="Courier New" w:cs="Courier New"/>
-                <w:color w:val="1E293B"/>
-                <w:sz w:val="16"/>
-                <w:szCs w:val="16"/>
-              </w:rPr>
-              <w:t xml:space="preserve"> </w:t>
-            </w:r>
-          </w:p>
-          <w:p>
-            <w:pPr>
-              <w:spacing w:before="10" w:after="10" w:line="220" w:lineRule="auto"/>
-            </w:pPr>
-            <w:r>
-              <w:rPr>
-                <w:rFonts w:ascii="Courier New" w:eastAsia="Courier New" w:hAnsi="Courier New" w:cs="Courier New"/>
-                <w:color w:val="1E293B"/>
-                <w:sz w:val="16"/>
-                <w:szCs w:val="16"/>
-              </w:rPr>
-              <w:t xml:space="preserve">    </w:t>
-            </w:r>
-            <w:proofErr w:type="spellStart"/>
-            <w:proofErr w:type="gramStart"/>
-            <w:r>
-              <w:rPr>
-                <w:rFonts w:ascii="Courier New" w:eastAsia="Courier New" w:hAnsi="Courier New" w:cs="Courier New"/>
-                <w:color w:val="1E293B"/>
-                <w:sz w:val="16"/>
-                <w:szCs w:val="16"/>
-              </w:rPr>
-              <w:t>Bid</w:t>
-            </w:r>
-            <w:proofErr w:type="spellEnd"/>
-            <w:r>
-              <w:rPr>
-                <w:rFonts w:ascii="Courier New" w:eastAsia="Courier New" w:hAnsi="Courier New" w:cs="Courier New"/>
-                <w:color w:val="1E293B"/>
-                <w:sz w:val="16"/>
-                <w:szCs w:val="16"/>
-              </w:rPr>
-              <w:t>::</w:t>
-            </w:r>
-            <w:proofErr w:type="spellStart"/>
-            <w:r>
-              <w:rPr>
-                <w:rFonts w:ascii="Courier New" w:eastAsia="Courier New" w:hAnsi="Courier New" w:cs="Courier New"/>
-                <w:color w:val="1E293B"/>
-                <w:sz w:val="16"/>
-                <w:szCs w:val="16"/>
-              </w:rPr>
-              <w:t>create</w:t>
-            </w:r>
-            <w:proofErr w:type="spellEnd"/>
-            <w:r>
-              <w:rPr>
-                <w:rFonts w:ascii="Courier New" w:eastAsia="Courier New" w:hAnsi="Courier New" w:cs="Courier New"/>
-                <w:color w:val="1E293B"/>
-                <w:sz w:val="16"/>
-                <w:szCs w:val="16"/>
-              </w:rPr>
-              <w:t>(</w:t>
-            </w:r>
-            <w:proofErr w:type="gramEnd"/>
-            <w:r>
-              <w:rPr>
-                <w:rFonts w:ascii="Courier New" w:eastAsia="Courier New" w:hAnsi="Courier New" w:cs="Courier New"/>
-                <w:color w:val="1E293B"/>
-                <w:sz w:val="16"/>
-                <w:szCs w:val="16"/>
-              </w:rPr>
-              <w:t>[/* Gebot speichern */]);</w:t>
-            </w:r>
-          </w:p>
-          <w:p>
-            <w:pPr>
-              <w:spacing w:before="10" w:after="10" w:line="220" w:lineRule="auto"/>
-            </w:pPr>
-            <w:r>
-              <w:rPr>
-                <w:rFonts w:ascii="Courier New" w:eastAsia="Courier New" w:hAnsi="Courier New" w:cs="Courier New"/>
-                <w:color w:val="1E293B"/>
-                <w:sz w:val="16"/>
-                <w:szCs w:val="16"/>
-              </w:rPr>
-              <w:t xml:space="preserve">    </w:t>
-            </w:r>
-            <w:proofErr w:type="spellStart"/>
-            <w:r>
-              <w:rPr>
-                <w:rFonts w:ascii="Courier New" w:eastAsia="Courier New" w:hAnsi="Courier New" w:cs="Courier New"/>
-                <w:color w:val="1E293B"/>
-                <w:sz w:val="16"/>
-                <w:szCs w:val="16"/>
-              </w:rPr>
-              <w:t>return</w:t>
-            </w:r>
-            <w:proofErr w:type="spellEnd"/>
-            <w:r>
-              <w:rPr>
-                <w:rFonts w:ascii="Courier New" w:eastAsia="Courier New" w:hAnsi="Courier New" w:cs="Courier New"/>
-                <w:color w:val="1E293B"/>
-                <w:sz w:val="16"/>
-                <w:szCs w:val="16"/>
-              </w:rPr>
-              <w:t xml:space="preserve"> </w:t>
-            </w:r>
-            <w:proofErr w:type="gramStart"/>
-            <w:r>
-              <w:rPr>
-                <w:rFonts w:ascii="Courier New" w:eastAsia="Courier New" w:hAnsi="Courier New" w:cs="Courier New"/>
-                <w:color w:val="1E293B"/>
-                <w:sz w:val="16"/>
-                <w:szCs w:val="16"/>
-              </w:rPr>
-              <w:t>back(</w:t>
-            </w:r>
-            <w:proofErr w:type="gramEnd"/>
-            <w:r>
-              <w:rPr>
-                <w:rFonts w:ascii="Courier New" w:eastAsia="Courier New" w:hAnsi="Courier New" w:cs="Courier New"/>
-                <w:color w:val="1E293B"/>
-                <w:sz w:val="16"/>
-                <w:szCs w:val="16"/>
-              </w:rPr>
-              <w:t>)-&gt;</w:t>
-            </w:r>
-            <w:proofErr w:type="spellStart"/>
-            <w:proofErr w:type="gramStart"/>
-            <w:r>
-              <w:rPr>
-                <w:rFonts w:ascii="Courier New" w:eastAsia="Courier New" w:hAnsi="Courier New" w:cs="Courier New"/>
-                <w:color w:val="1E293B"/>
-                <w:sz w:val="16"/>
-                <w:szCs w:val="16"/>
-              </w:rPr>
-              <w:t>with</w:t>
-            </w:r>
-            <w:proofErr w:type="spellEnd"/>
-            <w:r>
-              <w:rPr>
-                <w:rFonts w:ascii="Courier New" w:eastAsia="Courier New" w:hAnsi="Courier New" w:cs="Courier New"/>
-                <w:color w:val="1E293B"/>
-                <w:sz w:val="16"/>
-                <w:szCs w:val="16"/>
-              </w:rPr>
-              <w:t>(</w:t>
-            </w:r>
-            <w:proofErr w:type="gramEnd"/>
-            <w:r>
-              <w:rPr>
-                <w:rFonts w:ascii="Courier New" w:eastAsia="Courier New" w:hAnsi="Courier New" w:cs="Courier New"/>
-                <w:color w:val="1E293B"/>
-                <w:sz w:val="16"/>
-                <w:szCs w:val="16"/>
-              </w:rPr>
-              <w:t>'</w:t>
-            </w:r>
-            <w:proofErr w:type="spellStart"/>
-            <w:r>
-              <w:rPr>
-                <w:rFonts w:ascii="Courier New" w:eastAsia="Courier New" w:hAnsi="Courier New" w:cs="Courier New"/>
-                <w:color w:val="1E293B"/>
-                <w:sz w:val="16"/>
-                <w:szCs w:val="16"/>
-              </w:rPr>
-              <w:t>success</w:t>
-            </w:r>
-            <w:proofErr w:type="spellEnd"/>
-            <w:r>
-              <w:rPr>
-                <w:rFonts w:ascii="Courier New" w:eastAsia="Courier New" w:hAnsi="Courier New" w:cs="Courier New"/>
-                <w:color w:val="1E293B"/>
-                <w:sz w:val="16"/>
-                <w:szCs w:val="16"/>
-              </w:rPr>
-              <w:t>', 'Gebot abgegeben.');</w:t>
-            </w:r>
-          </w:p>
-          <w:p>
-            <w:pPr>
-              <w:spacing w:before="10" w:after="10" w:line="220" w:lineRule="auto"/>
-            </w:pPr>
-            <w:r>
-              <w:rPr>
-                <w:rFonts w:ascii="Courier New" w:eastAsia="Courier New" w:hAnsi="Courier New" w:cs="Courier New"/>
-                <w:color w:val="1E293B"/>
-                <w:sz w:val="16"/>
-                <w:szCs w:val="16"/>
               </w:rPr>
               <w:t>}</w:t>
             </w:r>
@@ -1918,29 +714,7 @@
           <w:sz w:val="17"/>
           <w:szCs w:val="17"/>
         </w:rPr>
-        <w:t xml:space="preserve">Abb. 1: Gebots-Validierung im </w:t>
-      </w:r>
-      <w:proofErr w:type="spellStart"/>
-      <w:r>
-        <w:rPr>
-          <w:i/>
-          <w:iCs/>
-          <w:color w:val="6B7280"/>
-          <w:sz w:val="17"/>
-          <w:szCs w:val="17"/>
-        </w:rPr>
-        <w:t>AuctionController</w:t>
-      </w:r>
-      <w:proofErr w:type="spellEnd"/>
-      <w:r>
-        <w:rPr>
-          <w:i/>
-          <w:iCs/>
-          <w:color w:val="6B7280"/>
-          <w:sz w:val="17"/>
-          <w:szCs w:val="17"/>
-        </w:rPr>
-        <w:t xml:space="preserve"> (vereinfacht)</w:t>
+        <w:t>Abb. 1: Gebots-Validierung im AuctionController (vereinfacht)</w:t>
       </w:r>
     </w:p>
     <w:p>
@@ -1970,342 +744,26 @@
           <w:sz w:val="21"/>
           <w:szCs w:val="21"/>
         </w:rPr>
-        <w:t xml:space="preserve">Das ER-Diagramm (Anhang: </w:t>
-      </w:r>
-      <w:proofErr w:type="spellStart"/>
+        <w:t>Das ER-Diagramm (Anhang: er_diagramm.drawio) zeigt alle neun fachlichen Tabellen des Projekts: users, products, orders, order_items, reviews, auctions, bids, departments, department_user. Abgebildet sind Spalten, Primär- und Fremdschlüssel sowie alle Beziehungen in Krähen-Fuß-Notation (1:N und N:M).</w:t>
+      </w:r>
+    </w:p>
+    <w:p>
+      <w:pPr>
+        <w:spacing w:after="100"/>
+      </w:pPr>
+    </w:p>
+    <w:p>
+      <w:pPr>
+        <w:spacing w:before="60" w:after="60" w:line="288" w:lineRule="auto"/>
+        <w:jc w:val="both"/>
+      </w:pPr>
       <w:r>
         <w:rPr>
           <w:color w:val="1F2937"/>
           <w:sz w:val="21"/>
           <w:szCs w:val="21"/>
         </w:rPr>
-        <w:t>er_</w:t>
-      </w:r>
-      <w:proofErr w:type="gramStart"/>
-      <w:r>
-        <w:rPr>
-          <w:color w:val="1F2937"/>
-          <w:sz w:val="21"/>
-          <w:szCs w:val="21"/>
-        </w:rPr>
-        <w:t>diagramm.drawio</w:t>
-      </w:r>
-      <w:proofErr w:type="spellEnd"/>
-      <w:proofErr w:type="gramEnd"/>
-      <w:r>
-        <w:rPr>
-          <w:color w:val="1F2937"/>
-          <w:sz w:val="21"/>
-          <w:szCs w:val="21"/>
-        </w:rPr>
-        <w:t xml:space="preserve">) zeigt alle neun fachlichen Tabellen des Projekts: </w:t>
-      </w:r>
-      <w:proofErr w:type="spellStart"/>
-      <w:r>
-        <w:rPr>
-          <w:color w:val="1F2937"/>
-          <w:sz w:val="21"/>
-          <w:szCs w:val="21"/>
-        </w:rPr>
-        <w:t>users</w:t>
-      </w:r>
-      <w:proofErr w:type="spellEnd"/>
-      <w:r>
-        <w:rPr>
-          <w:color w:val="1F2937"/>
-          <w:sz w:val="21"/>
-          <w:szCs w:val="21"/>
-        </w:rPr>
-        <w:t xml:space="preserve">, </w:t>
-      </w:r>
-      <w:proofErr w:type="spellStart"/>
-      <w:r>
-        <w:rPr>
-          <w:color w:val="1F2937"/>
-          <w:sz w:val="21"/>
-          <w:szCs w:val="21"/>
-        </w:rPr>
-        <w:t>products</w:t>
-      </w:r>
-      <w:proofErr w:type="spellEnd"/>
-      <w:r>
-        <w:rPr>
-          <w:color w:val="1F2937"/>
-          <w:sz w:val="21"/>
-          <w:szCs w:val="21"/>
-        </w:rPr>
-        <w:t xml:space="preserve">, </w:t>
-      </w:r>
-      <w:proofErr w:type="spellStart"/>
-      <w:r>
-        <w:rPr>
-          <w:color w:val="1F2937"/>
-          <w:sz w:val="21"/>
-          <w:szCs w:val="21"/>
-        </w:rPr>
-        <w:t>orders</w:t>
-      </w:r>
-      <w:proofErr w:type="spellEnd"/>
-      <w:r>
-        <w:rPr>
-          <w:color w:val="1F2937"/>
-          <w:sz w:val="21"/>
-          <w:szCs w:val="21"/>
-        </w:rPr>
-        <w:t xml:space="preserve">, </w:t>
-      </w:r>
-      <w:proofErr w:type="spellStart"/>
-      <w:r>
-        <w:rPr>
-          <w:color w:val="1F2937"/>
-          <w:sz w:val="21"/>
-          <w:szCs w:val="21"/>
-        </w:rPr>
-        <w:t>order_items</w:t>
-      </w:r>
-      <w:proofErr w:type="spellEnd"/>
-      <w:r>
-        <w:rPr>
-          <w:color w:val="1F2937"/>
-          <w:sz w:val="21"/>
-          <w:szCs w:val="21"/>
-        </w:rPr>
-        <w:t xml:space="preserve">, </w:t>
-      </w:r>
-      <w:proofErr w:type="spellStart"/>
-      <w:r>
-        <w:rPr>
-          <w:color w:val="1F2937"/>
-          <w:sz w:val="21"/>
-          <w:szCs w:val="21"/>
-        </w:rPr>
-        <w:t>reviews</w:t>
-      </w:r>
-      <w:proofErr w:type="spellEnd"/>
-      <w:r>
-        <w:rPr>
-          <w:color w:val="1F2937"/>
-          <w:sz w:val="21"/>
-          <w:szCs w:val="21"/>
-        </w:rPr>
-        <w:t xml:space="preserve">, </w:t>
-      </w:r>
-      <w:proofErr w:type="spellStart"/>
-      <w:r>
-        <w:rPr>
-          <w:color w:val="1F2937"/>
-          <w:sz w:val="21"/>
-          <w:szCs w:val="21"/>
-        </w:rPr>
-        <w:t>auctions</w:t>
-      </w:r>
-      <w:proofErr w:type="spellEnd"/>
-      <w:r>
-        <w:rPr>
-          <w:color w:val="1F2937"/>
-          <w:sz w:val="21"/>
-          <w:szCs w:val="21"/>
-        </w:rPr>
-        <w:t xml:space="preserve">, </w:t>
-      </w:r>
-      <w:proofErr w:type="spellStart"/>
-      <w:r>
-        <w:rPr>
-          <w:color w:val="1F2937"/>
-          <w:sz w:val="21"/>
-          <w:szCs w:val="21"/>
-        </w:rPr>
-        <w:t>bids</w:t>
-      </w:r>
-      <w:proofErr w:type="spellEnd"/>
-      <w:r>
-        <w:rPr>
-          <w:color w:val="1F2937"/>
-          <w:sz w:val="21"/>
-          <w:szCs w:val="21"/>
-        </w:rPr>
-        <w:t xml:space="preserve">, </w:t>
-      </w:r>
-      <w:proofErr w:type="spellStart"/>
-      <w:r>
-        <w:rPr>
-          <w:color w:val="1F2937"/>
-          <w:sz w:val="21"/>
-          <w:szCs w:val="21"/>
-        </w:rPr>
-        <w:t>departments</w:t>
-      </w:r>
-      <w:proofErr w:type="spellEnd"/>
-      <w:r>
-        <w:rPr>
-          <w:color w:val="1F2937"/>
-          <w:sz w:val="21"/>
-          <w:szCs w:val="21"/>
-        </w:rPr>
-        <w:t xml:space="preserve">, </w:t>
-      </w:r>
-      <w:proofErr w:type="spellStart"/>
-      <w:r>
-        <w:rPr>
-          <w:color w:val="1F2937"/>
-          <w:sz w:val="21"/>
-          <w:szCs w:val="21"/>
-        </w:rPr>
-        <w:t>department_user</w:t>
-      </w:r>
-      <w:proofErr w:type="spellEnd"/>
-      <w:r>
-        <w:rPr>
-          <w:color w:val="1F2937"/>
-          <w:sz w:val="21"/>
-          <w:szCs w:val="21"/>
-        </w:rPr>
-        <w:t>. Abgebildet sind Spalten, Primär- und Fremdschlüssel sowie alle Beziehungen in Krähen-Fuß-Notation (</w:t>
-      </w:r>
-      <w:proofErr w:type="gramStart"/>
-      <w:r>
-        <w:rPr>
-          <w:color w:val="1F2937"/>
-          <w:sz w:val="21"/>
-          <w:szCs w:val="21"/>
-        </w:rPr>
-        <w:t>1:N</w:t>
-      </w:r>
-      <w:proofErr w:type="gramEnd"/>
-      <w:r>
-        <w:rPr>
-          <w:color w:val="1F2937"/>
-          <w:sz w:val="21"/>
-          <w:szCs w:val="21"/>
-        </w:rPr>
-        <w:t xml:space="preserve"> und N:M).</w:t>
-      </w:r>
-    </w:p>
-    <w:p>
-      <w:pPr>
-        <w:spacing w:after="100"/>
-      </w:pPr>
-    </w:p>
-    <w:p>
-      <w:pPr>
-        <w:spacing w:before="60" w:after="60" w:line="288" w:lineRule="auto"/>
-        <w:jc w:val="both"/>
-      </w:pPr>
-      <w:r>
-        <w:rPr>
-          <w:color w:val="1F2937"/>
-          <w:sz w:val="21"/>
-          <w:szCs w:val="21"/>
-        </w:rPr>
-        <w:t xml:space="preserve">Hinweis: Die internen Tabellen des Pakets </w:t>
-      </w:r>
-      <w:proofErr w:type="spellStart"/>
-      <w:r>
-        <w:rPr>
-          <w:color w:val="1F2937"/>
-          <w:sz w:val="21"/>
-          <w:szCs w:val="21"/>
-        </w:rPr>
-        <w:t>Spatie</w:t>
-      </w:r>
-      <w:proofErr w:type="spellEnd"/>
-      <w:r>
-        <w:rPr>
-          <w:color w:val="1F2937"/>
-          <w:sz w:val="21"/>
-          <w:szCs w:val="21"/>
-        </w:rPr>
-        <w:t xml:space="preserve"> </w:t>
-      </w:r>
-      <w:proofErr w:type="spellStart"/>
-      <w:r>
-        <w:rPr>
-          <w:color w:val="1F2937"/>
-          <w:sz w:val="21"/>
-          <w:szCs w:val="21"/>
-        </w:rPr>
-        <w:t>Laravel</w:t>
-      </w:r>
-      <w:proofErr w:type="spellEnd"/>
-      <w:r>
-        <w:rPr>
-          <w:color w:val="1F2937"/>
-          <w:sz w:val="21"/>
-          <w:szCs w:val="21"/>
-        </w:rPr>
-        <w:t>-Permission (</w:t>
-      </w:r>
-      <w:proofErr w:type="spellStart"/>
-      <w:r>
-        <w:rPr>
-          <w:color w:val="1F2937"/>
-          <w:sz w:val="21"/>
-          <w:szCs w:val="21"/>
-        </w:rPr>
-        <w:t>roles</w:t>
-      </w:r>
-      <w:proofErr w:type="spellEnd"/>
-      <w:r>
-        <w:rPr>
-          <w:color w:val="1F2937"/>
-          <w:sz w:val="21"/>
-          <w:szCs w:val="21"/>
-        </w:rPr>
-        <w:t xml:space="preserve">, </w:t>
-      </w:r>
-      <w:proofErr w:type="spellStart"/>
-      <w:r>
-        <w:rPr>
-          <w:color w:val="1F2937"/>
-          <w:sz w:val="21"/>
-          <w:szCs w:val="21"/>
-        </w:rPr>
-        <w:t>permissions</w:t>
-      </w:r>
-      <w:proofErr w:type="spellEnd"/>
-      <w:r>
-        <w:rPr>
-          <w:color w:val="1F2937"/>
-          <w:sz w:val="21"/>
-          <w:szCs w:val="21"/>
-        </w:rPr>
-        <w:t xml:space="preserve">, </w:t>
-      </w:r>
-      <w:proofErr w:type="spellStart"/>
-      <w:r>
-        <w:rPr>
-          <w:color w:val="1F2937"/>
-          <w:sz w:val="21"/>
-          <w:szCs w:val="21"/>
-        </w:rPr>
-        <w:t>model_has_roles</w:t>
-      </w:r>
-      <w:proofErr w:type="spellEnd"/>
-      <w:r>
-        <w:rPr>
-          <w:color w:val="1F2937"/>
-          <w:sz w:val="21"/>
-          <w:szCs w:val="21"/>
-        </w:rPr>
-        <w:t xml:space="preserve"> u. a.) wurden im Diagramm aus Gründen der Übersichtlichkeit nicht dargestellt. Das Diagramm konzentriert sich auf die fachlichen Projekttabellen. Die Rollenverwaltung ist über </w:t>
-      </w:r>
-      <w:proofErr w:type="spellStart"/>
-      <w:r>
-        <w:rPr>
-          <w:color w:val="1F2937"/>
-          <w:sz w:val="21"/>
-          <w:szCs w:val="21"/>
-        </w:rPr>
-        <w:t>Spatie</w:t>
-      </w:r>
-      <w:proofErr w:type="spellEnd"/>
-      <w:r>
-        <w:rPr>
-          <w:color w:val="1F2937"/>
-          <w:sz w:val="21"/>
-          <w:szCs w:val="21"/>
-        </w:rPr>
-        <w:t xml:space="preserve"> vollständig in Betrieb.</w:t>
+        <w:t>Hinweis: Die internen Tabellen des Pakets Spatie Laravel-Permission (roles, permissions, model_has_roles u. a.) wurden im Diagramm aus Gründen der Übersichtlichkeit nicht dargestellt. Das Diagramm konzentriert sich auf die fachlichen Projekttabellen. Die Rollenverwaltung ist über Spatie vollständig in Betrieb.</w:t>
       </w:r>
     </w:p>
     <w:p>
@@ -2335,25 +793,7 @@
           <w:sz w:val="21"/>
           <w:szCs w:val="21"/>
         </w:rPr>
-        <w:t xml:space="preserve">Die Anwendung ist durch 133 </w:t>
-      </w:r>
-      <w:proofErr w:type="spellStart"/>
-      <w:r>
-        <w:rPr>
-          <w:color w:val="1F2937"/>
-          <w:sz w:val="21"/>
-          <w:szCs w:val="21"/>
-        </w:rPr>
-        <w:t>PHPUnit</w:t>
-      </w:r>
-      <w:proofErr w:type="spellEnd"/>
-      <w:r>
-        <w:rPr>
-          <w:color w:val="1F2937"/>
-          <w:sz w:val="21"/>
-          <w:szCs w:val="21"/>
-        </w:rPr>
-        <w:t>-Tests in 22 Testdateien abgesichert. Die Tests decken alle kritischen Bereiche ab:</w:t>
+        <w:t>Die Anwendung ist durch 133 PHPUnit-Tests in 22 Testdateien abgesichert. Die Tests decken alle kritischen Bereiche ab:</w:t>
       </w:r>
     </w:p>
     <w:p>
@@ -2492,61 +932,7 @@
           <w:sz w:val="21"/>
           <w:szCs w:val="21"/>
         </w:rPr>
-        <w:t>Tests werden nach jeder Änderung mit »</w:t>
-      </w:r>
-      <w:proofErr w:type="spellStart"/>
-      <w:r>
-        <w:rPr>
-          <w:color w:val="1F2937"/>
-          <w:sz w:val="21"/>
-          <w:szCs w:val="21"/>
-        </w:rPr>
-        <w:t>php</w:t>
-      </w:r>
-      <w:proofErr w:type="spellEnd"/>
-      <w:r>
-        <w:rPr>
-          <w:color w:val="1F2937"/>
-          <w:sz w:val="21"/>
-          <w:szCs w:val="21"/>
-        </w:rPr>
-        <w:t xml:space="preserve"> </w:t>
-      </w:r>
-      <w:proofErr w:type="spellStart"/>
-      <w:r>
-        <w:rPr>
-          <w:color w:val="1F2937"/>
-          <w:sz w:val="21"/>
-          <w:szCs w:val="21"/>
-        </w:rPr>
-        <w:t>artisan</w:t>
-      </w:r>
-      <w:proofErr w:type="spellEnd"/>
-      <w:r>
-        <w:rPr>
-          <w:color w:val="1F2937"/>
-          <w:sz w:val="21"/>
-          <w:szCs w:val="21"/>
-        </w:rPr>
-        <w:t xml:space="preserve"> </w:t>
-      </w:r>
-      <w:proofErr w:type="spellStart"/>
-      <w:r>
-        <w:rPr>
-          <w:color w:val="1F2937"/>
-          <w:sz w:val="21"/>
-          <w:szCs w:val="21"/>
-        </w:rPr>
-        <w:t>test</w:t>
-      </w:r>
-      <w:proofErr w:type="spellEnd"/>
-      <w:r>
-        <w:rPr>
-          <w:color w:val="1F2937"/>
-          <w:sz w:val="21"/>
-          <w:szCs w:val="21"/>
-        </w:rPr>
-        <w:t>« ausgeführt. Alle 133 Tests sind grün.</w:t>
+        <w:t>Tests werden nach jeder Änderung mit »php artisan test« ausgeführt. Alle 133 Tests sind grün.</w:t>
       </w:r>
     </w:p>
     <w:p>
@@ -2569,13 +955,8 @@
       <w:pPr>
         <w:pStyle w:val="berschrift2"/>
       </w:pPr>
-      <w:proofErr w:type="spellStart"/>
-      <w:r>
-        <w:t>Timezone</w:t>
-      </w:r>
-      <w:proofErr w:type="spellEnd"/>
-      <w:r>
-        <w:t>: Auktionen starteten nie</w:t>
+      <w:r>
+        <w:t>Timezone: Auktionen starteten nie</w:t>
       </w:r>
     </w:p>
     <w:p>
@@ -2589,180 +970,34 @@
           <w:sz w:val="21"/>
           <w:szCs w:val="21"/>
         </w:rPr>
-        <w:t xml:space="preserve">Laravel ist standardmäßig auf UTC eingestellt. Da Admins Startzeiten in Mitteleuropäischer Zeit (CEST = UTC+2) eingaben, die Werte aber ohne Umrechnung gespeichert wurden, lieferte </w:t>
-      </w:r>
-      <w:proofErr w:type="spellStart"/>
-      <w:proofErr w:type="gramStart"/>
+        <w:t>Laravel ist standardmäßig auf UTC eingestellt. Da Admins Startzeiten in Mitteleuropäischer Zeit (CEST = UTC+2) eingaben, die Werte aber ohne Umrechnung gespeichert wurden, lieferte now() stets einen zwei Stunden früheren Zeitstempel. Die Bedingung start_time ≤ now() war dadurch nie erfüllt Auktionen wurden nie aktiviert. Lösung: 'timezone' =&gt; 'Europe/Berlin' in config/app.php.</w:t>
+      </w:r>
+    </w:p>
+    <w:p>
+      <w:pPr>
+        <w:pStyle w:val="berschrift2"/>
+      </w:pPr>
+    </w:p>
+    <w:p>
+      <w:pPr>
+        <w:pStyle w:val="berschrift2"/>
+      </w:pPr>
+      <w:r>
+        <w:t>Lagerbestand bei gleichzeitigen Auktionen</w:t>
+      </w:r>
+    </w:p>
+    <w:p>
+      <w:pPr>
+        <w:spacing w:before="60" w:after="60" w:line="288" w:lineRule="auto"/>
+        <w:jc w:val="both"/>
+      </w:pPr>
       <w:r>
         <w:rPr>
           <w:color w:val="1F2937"/>
           <w:sz w:val="21"/>
           <w:szCs w:val="21"/>
         </w:rPr>
-        <w:t>now</w:t>
-      </w:r>
-      <w:proofErr w:type="spellEnd"/>
-      <w:r>
-        <w:rPr>
-          <w:color w:val="1F2937"/>
-          <w:sz w:val="21"/>
-          <w:szCs w:val="21"/>
-        </w:rPr>
-        <w:t>(</w:t>
-      </w:r>
-      <w:proofErr w:type="gramEnd"/>
-      <w:r>
-        <w:rPr>
-          <w:color w:val="1F2937"/>
-          <w:sz w:val="21"/>
-          <w:szCs w:val="21"/>
-        </w:rPr>
-        <w:t xml:space="preserve">) stets einen zwei Stunden früheren Zeitstempel. Die Bedingung </w:t>
-      </w:r>
-      <w:proofErr w:type="spellStart"/>
-      <w:r>
-        <w:rPr>
-          <w:color w:val="1F2937"/>
-          <w:sz w:val="21"/>
-          <w:szCs w:val="21"/>
-        </w:rPr>
-        <w:t>start_time</w:t>
-      </w:r>
-      <w:proofErr w:type="spellEnd"/>
-      <w:r>
-        <w:rPr>
-          <w:color w:val="1F2937"/>
-          <w:sz w:val="21"/>
-          <w:szCs w:val="21"/>
-        </w:rPr>
-        <w:t xml:space="preserve"> ≤ </w:t>
-      </w:r>
-      <w:proofErr w:type="spellStart"/>
-      <w:proofErr w:type="gramStart"/>
-      <w:r>
-        <w:rPr>
-          <w:color w:val="1F2937"/>
-          <w:sz w:val="21"/>
-          <w:szCs w:val="21"/>
-        </w:rPr>
-        <w:t>now</w:t>
-      </w:r>
-      <w:proofErr w:type="spellEnd"/>
-      <w:r>
-        <w:rPr>
-          <w:color w:val="1F2937"/>
-          <w:sz w:val="21"/>
-          <w:szCs w:val="21"/>
-        </w:rPr>
-        <w:t>(</w:t>
-      </w:r>
-      <w:proofErr w:type="gramEnd"/>
-      <w:r>
-        <w:rPr>
-          <w:color w:val="1F2937"/>
-          <w:sz w:val="21"/>
-          <w:szCs w:val="21"/>
-        </w:rPr>
-        <w:t>) war dadurch nie erfüllt Auktionen wurden nie aktiviert. Lösung: '</w:t>
-      </w:r>
-      <w:proofErr w:type="spellStart"/>
-      <w:r>
-        <w:rPr>
-          <w:color w:val="1F2937"/>
-          <w:sz w:val="21"/>
-          <w:szCs w:val="21"/>
-        </w:rPr>
-        <w:t>timezone</w:t>
-      </w:r>
-      <w:proofErr w:type="spellEnd"/>
-      <w:r>
-        <w:rPr>
-          <w:color w:val="1F2937"/>
-          <w:sz w:val="21"/>
-          <w:szCs w:val="21"/>
-        </w:rPr>
-        <w:t xml:space="preserve">' =&gt; 'Europe/Berlin' in </w:t>
-      </w:r>
-      <w:proofErr w:type="spellStart"/>
-      <w:r>
-        <w:rPr>
-          <w:color w:val="1F2937"/>
-          <w:sz w:val="21"/>
-          <w:szCs w:val="21"/>
-        </w:rPr>
-        <w:t>config</w:t>
-      </w:r>
-      <w:proofErr w:type="spellEnd"/>
-      <w:r>
-        <w:rPr>
-          <w:color w:val="1F2937"/>
-          <w:sz w:val="21"/>
-          <w:szCs w:val="21"/>
-        </w:rPr>
-        <w:t>/</w:t>
-      </w:r>
-      <w:proofErr w:type="spellStart"/>
-      <w:r>
-        <w:rPr>
-          <w:color w:val="1F2937"/>
-          <w:sz w:val="21"/>
-          <w:szCs w:val="21"/>
-        </w:rPr>
-        <w:t>app.php</w:t>
-      </w:r>
-      <w:proofErr w:type="spellEnd"/>
-      <w:r>
-        <w:rPr>
-          <w:color w:val="1F2937"/>
-          <w:sz w:val="21"/>
-          <w:szCs w:val="21"/>
-        </w:rPr>
-        <w:t>.</w:t>
-      </w:r>
-    </w:p>
-    <w:p>
-      <w:pPr>
-        <w:pStyle w:val="berschrift2"/>
-      </w:pPr>
-    </w:p>
-    <w:p>
-      <w:pPr>
-        <w:pStyle w:val="berschrift2"/>
-      </w:pPr>
-      <w:r>
-        <w:t>Lagerbestand bei gleichzeitigen Auktionen</w:t>
-      </w:r>
-    </w:p>
-    <w:p>
-      <w:pPr>
-        <w:spacing w:before="60" w:after="60" w:line="288" w:lineRule="auto"/>
-        <w:jc w:val="both"/>
-      </w:pPr>
-      <w:r>
-        <w:rPr>
-          <w:color w:val="1F2937"/>
-          <w:sz w:val="21"/>
-          <w:szCs w:val="21"/>
-        </w:rPr>
-        <w:t xml:space="preserve">Es dürfen höchstens so viele geplante oder aktive Auktionen für ein Produkt </w:t>
-      </w:r>
-      <w:proofErr w:type="gramStart"/>
-      <w:r>
-        <w:rPr>
-          <w:color w:val="1F2937"/>
-          <w:sz w:val="21"/>
-          <w:szCs w:val="21"/>
-        </w:rPr>
-        <w:t>existieren</w:t>
-      </w:r>
-      <w:proofErr w:type="gramEnd"/>
-      <w:r>
-        <w:rPr>
-          <w:color w:val="1F2937"/>
-          <w:sz w:val="21"/>
-          <w:szCs w:val="21"/>
-        </w:rPr>
-        <w:t xml:space="preserve"> wie Stückzahl im Lager vorhanden ist. Der tatsächlich verfügbare Lagerbestand wird als stock minus Anzahl aktiver oder geplanter Auktionen berechnet. Dieser Wert wird beim Warenkorb-Befüllen und bei der Auktionsplanung geprüft, sodass kein Produkt doppelt vergeben werden kann.</w:t>
+        <w:t>Es dürfen höchstens so viele geplante oder aktive Auktionen für ein Produkt existieren wie Stückzahl im Lager vorhanden ist. Der tatsächlich verfügbare Lagerbestand wird als stock minus Anzahl aktiver oder geplanter Auktionen berechnet. Dieser Wert wird beim Warenkorb-Befüllen und bei der Auktionsplanung geprüft, sodass kein Produkt doppelt vergeben werden kann.</w:t>
       </w:r>
     </w:p>
     <w:p>
@@ -2828,23 +1063,38 @@
           <w:sz w:val="21"/>
           <w:szCs w:val="21"/>
         </w:rPr>
-        <w:t>Mögliche Weiterentwicklungen wären eine Queue</w:t>
-      </w:r>
-      <w:r>
-        <w:rPr>
-          <w:color w:val="1F2937"/>
+        <w:t>Mögliche Weiterentwicklungen wären eine Queue basierte E-Mail-Verarbeitung, eine eigene Adresstabelle für Lieferadressen sowie ein erweitertes Reporting. Im Rahmen des Schulprojekts wurden diese Punkte bewusst zurückgestellt, um Kernanforderungen vollständig und sauber umzusetzen.</w:t>
+      </w:r>
+    </w:p>
+    <w:p>
+      <w:pPr>
+        <w:spacing w:after="60" w:before="120" w:line="288"/>
+      </w:pPr>
+      <w:r>
+        <w:rPr>
+          <w:rFonts w:ascii="Arial" w:cs="Arial" w:hAnsi="Arial"/>
+          <w:b/>
+          <w:bCs/>
+          <w:color w:val="1A2E4A"/>
           <w:sz w:val="21"/>
           <w:szCs w:val="21"/>
         </w:rPr>
-        <w:t xml:space="preserve"> </w:t>
-      </w:r>
-      <w:r>
-        <w:rPr>
+        <w:t>Bekannte Einschränkung: Gastwarenkorb</w:t>
+      </w:r>
+    </w:p>
+    <w:p>
+      <w:pPr>
+        <w:spacing w:after="60" w:before="0" w:line="288"/>
+        <w:jc w:val="both"/>
+      </w:pPr>
+      <w:r>
+        <w:rPr>
+          <w:rFonts w:ascii="Arial" w:cs="Arial" w:hAnsi="Arial"/>
           <w:color w:val="1F2937"/>
           <w:sz w:val="21"/>
           <w:szCs w:val="21"/>
         </w:rPr>
-        <w:t>basierte E-Mail-Verarbeitung, eine eigene Adresstabelle für Lieferadressen sowie ein erweitertes Reporting. Im Rahmen des Schulprojekts wurden diese Punkte bewusst zurückgestellt, um Kernanforderungen vollständig und sauber umzusetzen.</w:t>
+        <w:t xml:space="preserve">Der Session-Warenkorb ist auch für nicht eingeloggte Gäste aktiv. Klickt ein Gast mehrfach auf "In den Warenkorb" und loggt sich anschließend ein, werden alle Klicks übernommen – die Menge im Warenkorb entspricht dann der Anzahl der Klicks. Dieses Verhalten ist bekannt und wurde im Schulkontext bewusst nicht behoben, da es die Kernfunktionen nicht beeinträchtigt.</w:t>
       </w:r>
     </w:p>
     <w:p>
@@ -2889,7 +1139,6 @@
         </w:rPr>
         <w:t xml:space="preserve"> erreichbar. Die folgenden Testaccounts stehen nach </w:t>
       </w:r>
-      <w:proofErr w:type="spellStart"/>
       <w:r>
         <w:rPr>
           <w:b/>
@@ -2898,75 +1147,8 @@
           <w:sz w:val="21"/>
           <w:szCs w:val="21"/>
         </w:rPr>
-        <w:t>php</w:t>
-      </w:r>
-      <w:proofErr w:type="spellEnd"/>
-      <w:r>
-        <w:rPr>
-          <w:b/>
-          <w:bCs/>
-          <w:color w:val="1F2937"/>
-          <w:sz w:val="21"/>
-          <w:szCs w:val="21"/>
-        </w:rPr>
-        <w:t xml:space="preserve"> </w:t>
-      </w:r>
-      <w:proofErr w:type="spellStart"/>
-      <w:r>
-        <w:rPr>
-          <w:b/>
-          <w:bCs/>
-          <w:color w:val="1F2937"/>
-          <w:sz w:val="21"/>
-          <w:szCs w:val="21"/>
-        </w:rPr>
-        <w:t>artisan</w:t>
-      </w:r>
-      <w:proofErr w:type="spellEnd"/>
-      <w:r>
-        <w:rPr>
-          <w:b/>
-          <w:bCs/>
-          <w:color w:val="1F2937"/>
-          <w:sz w:val="21"/>
-          <w:szCs w:val="21"/>
-        </w:rPr>
-        <w:t xml:space="preserve"> </w:t>
-      </w:r>
-      <w:proofErr w:type="spellStart"/>
-      <w:r>
-        <w:rPr>
-          <w:b/>
-          <w:bCs/>
-          <w:color w:val="1F2937"/>
-          <w:sz w:val="21"/>
-          <w:szCs w:val="21"/>
-        </w:rPr>
-        <w:t>migrate</w:t>
-      </w:r>
-      <w:proofErr w:type="spellEnd"/>
-      <w:r>
-        <w:rPr>
-          <w:b/>
-          <w:bCs/>
-          <w:color w:val="1F2937"/>
-          <w:sz w:val="21"/>
-          <w:szCs w:val="21"/>
-        </w:rPr>
-        <w:t xml:space="preserve"> --</w:t>
-      </w:r>
-      <w:proofErr w:type="spellStart"/>
-      <w:r>
-        <w:rPr>
-          <w:b/>
-          <w:bCs/>
-          <w:color w:val="1F2937"/>
-          <w:sz w:val="21"/>
-          <w:szCs w:val="21"/>
-        </w:rPr>
-        <w:t>seed</w:t>
-      </w:r>
-      <w:proofErr w:type="spellEnd"/>
+        <w:t>php artisan migrate --seed</w:t>
+      </w:r>
       <w:r>
         <w:rPr>
           <w:color w:val="1F2937"/>
@@ -3162,14 +1344,12 @@
             <w:pPr>
               <w:spacing w:before="40" w:after="40"/>
             </w:pPr>
-            <w:proofErr w:type="spellStart"/>
             <w:r>
               <w:rPr>
                 <w:color w:val="1F2937"/>
               </w:rPr>
               <w:t>password</w:t>
             </w:r>
-            <w:proofErr w:type="spellEnd"/>
           </w:p>
         </w:tc>
       </w:tr>
@@ -3255,42 +1435,8 @@
           <w:sz w:val="21"/>
           <w:szCs w:val="21"/>
         </w:rPr>
-        <w:t>/</w:t>
-      </w:r>
-      <w:proofErr w:type="spellStart"/>
-      <w:r>
-        <w:rPr>
-          <w:b/>
-          <w:bCs/>
-          <w:color w:val="1F2937"/>
-          <w:sz w:val="21"/>
-          <w:szCs w:val="21"/>
-        </w:rPr>
-        <w:t>admin</w:t>
-      </w:r>
-      <w:proofErr w:type="spellEnd"/>
-      <w:r>
-        <w:rPr>
-          <w:b/>
-          <w:bCs/>
-          <w:color w:val="1F2937"/>
-          <w:sz w:val="21"/>
-          <w:szCs w:val="21"/>
-        </w:rPr>
-        <w:t>/</w:t>
-      </w:r>
-      <w:proofErr w:type="spellStart"/>
-      <w:r>
-        <w:rPr>
-          <w:b/>
-          <w:bCs/>
-          <w:color w:val="1F2937"/>
-          <w:sz w:val="21"/>
-          <w:szCs w:val="21"/>
-        </w:rPr>
-        <w:t>dashboard</w:t>
-      </w:r>
-      <w:proofErr w:type="spellEnd"/>
+        <w:t>/admin/dashboard</w:t>
+      </w:r>
       <w:r>
         <w:rPr>
           <w:color w:val="1F2937"/>
@@ -3320,31 +1466,8 @@
           <w:sz w:val="19"/>
           <w:szCs w:val="19"/>
         </w:rPr>
-        <w:t>Hinweis: Zahlungen (PayPal, Sofortüberweisung) sind Attrappen ohne echte Transaktion. Die Auktionsfunktion ist unter /</w:t>
-      </w:r>
-      <w:proofErr w:type="spellStart"/>
-      <w:r>
-        <w:rPr>
-          <w:i/>
-          <w:iCs/>
-          <w:color w:val="6B7280"/>
-          <w:sz w:val="19"/>
-          <w:szCs w:val="19"/>
-        </w:rPr>
-        <w:t>auktion</w:t>
-      </w:r>
-      <w:proofErr w:type="spellEnd"/>
-      <w:r>
-        <w:rPr>
-          <w:i/>
-          <w:iCs/>
-          <w:color w:val="6B7280"/>
-          <w:sz w:val="19"/>
-          <w:szCs w:val="19"/>
-        </w:rPr>
-        <w:t xml:space="preserve"> erreichbar. Für das automatische Schließen abgelaufener Auktionen: </w:t>
-      </w:r>
-      <w:proofErr w:type="spellStart"/>
+        <w:t xml:space="preserve">Hinweis: Zahlungen (PayPal, Sofortüberweisung) sind Attrappen ohne echte Transaktion. Die Auktionsfunktion ist unter /auktion erreichbar. Für das automatische Schließen abgelaufener Auktionen: </w:t>
+      </w:r>
       <w:r>
         <w:rPr>
           <w:b/>
@@ -3355,63 +1478,8 @@
           <w:sz w:val="19"/>
           <w:szCs w:val="19"/>
         </w:rPr>
-        <w:t>php</w:t>
-      </w:r>
-      <w:proofErr w:type="spellEnd"/>
-      <w:r>
-        <w:rPr>
-          <w:b/>
-          <w:bCs/>
-          <w:i/>
-          <w:iCs/>
-          <w:color w:val="6B7280"/>
-          <w:sz w:val="19"/>
-          <w:szCs w:val="19"/>
-        </w:rPr>
-        <w:t xml:space="preserve"> </w:t>
-      </w:r>
-      <w:proofErr w:type="spellStart"/>
-      <w:r>
-        <w:rPr>
-          <w:b/>
-          <w:bCs/>
-          <w:i/>
-          <w:iCs/>
-          <w:color w:val="6B7280"/>
-          <w:sz w:val="19"/>
-          <w:szCs w:val="19"/>
-        </w:rPr>
-        <w:t>artisan</w:t>
-      </w:r>
-      <w:proofErr w:type="spellEnd"/>
-      <w:r>
-        <w:rPr>
-          <w:b/>
-          <w:bCs/>
-          <w:i/>
-          <w:iCs/>
-          <w:color w:val="6B7280"/>
-          <w:sz w:val="19"/>
-          <w:szCs w:val="19"/>
-        </w:rPr>
-        <w:t xml:space="preserve"> </w:t>
-      </w:r>
-      <w:proofErr w:type="spellStart"/>
-      <w:proofErr w:type="gramStart"/>
-      <w:r>
-        <w:rPr>
-          <w:b/>
-          <w:bCs/>
-          <w:i/>
-          <w:iCs/>
-          <w:color w:val="6B7280"/>
-          <w:sz w:val="19"/>
-          <w:szCs w:val="19"/>
-        </w:rPr>
-        <w:t>auctions:close</w:t>
-      </w:r>
-      <w:proofErr w:type="spellEnd"/>
-      <w:proofErr w:type="gramEnd"/>
+        <w:t>php artisan auctions:close</w:t>
+      </w:r>
       <w:r>
         <w:rPr>
           <w:i/>
